--- a/backend/templates/GC/xx TREADWELL SEALER PROPOSAL - xx.docx
+++ b/backend/templates/GC/xx TREADWELL SEALER PROPOSAL - xx.docx
@@ -478,43 +478,43 @@
                                 <w:sz w:val="18"/>
                                 <w:szCs w:val="18"/>
                               </w:rPr>
-                              <w:t>5</w:t>
-                            </w:r>
-                            <w:r>
-                              <w:rPr>
-                                <w:rFonts w:ascii="Zetta Serif Book" w:hAnsi="Zetta Serif Book"/>
-                                <w:color w:val="404040" w:themeColor="text1" w:themeTint="BF"/>
-                                <w:sz w:val="18"/>
-                                <w:szCs w:val="18"/>
-                              </w:rPr>
-                              <w:t>/</w:t>
-                            </w:r>
-                            <w:r>
-                              <w:rPr>
-                                <w:rFonts w:ascii="Zetta Serif Book" w:hAnsi="Zetta Serif Book"/>
-                                <w:color w:val="404040" w:themeColor="text1" w:themeTint="BF"/>
-                                <w:sz w:val="18"/>
-                                <w:szCs w:val="18"/>
-                              </w:rPr>
-                              <w:t>1</w:t>
-                            </w:r>
-                            <w:r>
-                              <w:rPr>
-                                <w:rFonts w:ascii="Zetta Serif Book" w:hAnsi="Zetta Serif Book"/>
-                                <w:color w:val="404040" w:themeColor="text1" w:themeTint="BF"/>
-                                <w:sz w:val="18"/>
-                                <w:szCs w:val="18"/>
-                              </w:rPr>
-                              <w:t>/2</w:t>
-                            </w:r>
-                            <w:r>
-                              <w:rPr>
-                                <w:rFonts w:ascii="Zetta Serif Book" w:hAnsi="Zetta Serif Book"/>
-                                <w:color w:val="404040" w:themeColor="text1" w:themeTint="BF"/>
-                                <w:sz w:val="18"/>
-                                <w:szCs w:val="18"/>
-                              </w:rPr>
-                              <w:t>6</w:t>
+                              <w:t xml:space="preserve">{{bid_date_formatted}}</w:t>
+                            </w:r>
+                            <w:r>
+                              <w:rPr>
+                                <w:rFonts w:ascii="Zetta Serif Book" w:hAnsi="Zetta Serif Book"/>
+                                <w:color w:val="404040" w:themeColor="text1" w:themeTint="BF"/>
+                                <w:sz w:val="18"/>
+                                <w:szCs w:val="18"/>
+                              </w:rPr>
+                              <w:t/>
+                            </w:r>
+                            <w:r>
+                              <w:rPr>
+                                <w:rFonts w:ascii="Zetta Serif Book" w:hAnsi="Zetta Serif Book"/>
+                                <w:color w:val="404040" w:themeColor="text1" w:themeTint="BF"/>
+                                <w:sz w:val="18"/>
+                                <w:szCs w:val="18"/>
+                              </w:rPr>
+                              <w:t/>
+                            </w:r>
+                            <w:r>
+                              <w:rPr>
+                                <w:rFonts w:ascii="Zetta Serif Book" w:hAnsi="Zetta Serif Book"/>
+                                <w:color w:val="404040" w:themeColor="text1" w:themeTint="BF"/>
+                                <w:sz w:val="18"/>
+                                <w:szCs w:val="18"/>
+                              </w:rPr>
+                              <w:t/>
+                            </w:r>
+                            <w:r>
+                              <w:rPr>
+                                <w:rFonts w:ascii="Zetta Serif Book" w:hAnsi="Zetta Serif Book"/>
+                                <w:color w:val="404040" w:themeColor="text1" w:themeTint="BF"/>
+                                <w:sz w:val="18"/>
+                                <w:szCs w:val="18"/>
+                              </w:rPr>
+                              <w:t/>
                             </w:r>
                           </w:p>
                           <w:p>
@@ -567,43 +567,43 @@
                           <w:sz w:val="18"/>
                           <w:szCs w:val="18"/>
                         </w:rPr>
-                        <w:t>5</w:t>
-                      </w:r>
-                      <w:r>
-                        <w:rPr>
-                          <w:rFonts w:ascii="Zetta Serif Book" w:hAnsi="Zetta Serif Book"/>
-                          <w:color w:val="404040" w:themeColor="text1" w:themeTint="BF"/>
-                          <w:sz w:val="18"/>
-                          <w:szCs w:val="18"/>
-                        </w:rPr>
-                        <w:t>/</w:t>
-                      </w:r>
-                      <w:r>
-                        <w:rPr>
-                          <w:rFonts w:ascii="Zetta Serif Book" w:hAnsi="Zetta Serif Book"/>
-                          <w:color w:val="404040" w:themeColor="text1" w:themeTint="BF"/>
-                          <w:sz w:val="18"/>
-                          <w:szCs w:val="18"/>
-                        </w:rPr>
-                        <w:t>1</w:t>
-                      </w:r>
-                      <w:r>
-                        <w:rPr>
-                          <w:rFonts w:ascii="Zetta Serif Book" w:hAnsi="Zetta Serif Book"/>
-                          <w:color w:val="404040" w:themeColor="text1" w:themeTint="BF"/>
-                          <w:sz w:val="18"/>
-                          <w:szCs w:val="18"/>
-                        </w:rPr>
-                        <w:t>/2</w:t>
-                      </w:r>
-                      <w:r>
-                        <w:rPr>
-                          <w:rFonts w:ascii="Zetta Serif Book" w:hAnsi="Zetta Serif Book"/>
-                          <w:color w:val="404040" w:themeColor="text1" w:themeTint="BF"/>
-                          <w:sz w:val="18"/>
-                          <w:szCs w:val="18"/>
-                        </w:rPr>
-                        <w:t>6</w:t>
+                        <w:t xml:space="preserve">{{bid_date_formatted}}</w:t>
+                      </w:r>
+                      <w:r>
+                        <w:rPr>
+                          <w:rFonts w:ascii="Zetta Serif Book" w:hAnsi="Zetta Serif Book"/>
+                          <w:color w:val="404040" w:themeColor="text1" w:themeTint="BF"/>
+                          <w:sz w:val="18"/>
+                          <w:szCs w:val="18"/>
+                        </w:rPr>
+                        <w:t/>
+                      </w:r>
+                      <w:r>
+                        <w:rPr>
+                          <w:rFonts w:ascii="Zetta Serif Book" w:hAnsi="Zetta Serif Book"/>
+                          <w:color w:val="404040" w:themeColor="text1" w:themeTint="BF"/>
+                          <w:sz w:val="18"/>
+                          <w:szCs w:val="18"/>
+                        </w:rPr>
+                        <w:t/>
+                      </w:r>
+                      <w:r>
+                        <w:rPr>
+                          <w:rFonts w:ascii="Zetta Serif Book" w:hAnsi="Zetta Serif Book"/>
+                          <w:color w:val="404040" w:themeColor="text1" w:themeTint="BF"/>
+                          <w:sz w:val="18"/>
+                          <w:szCs w:val="18"/>
+                        </w:rPr>
+                        <w:t/>
+                      </w:r>
+                      <w:r>
+                        <w:rPr>
+                          <w:rFonts w:ascii="Zetta Serif Book" w:hAnsi="Zetta Serif Book"/>
+                          <w:color w:val="404040" w:themeColor="text1" w:themeTint="BF"/>
+                          <w:sz w:val="18"/>
+                          <w:szCs w:val="18"/>
+                        </w:rPr>
+                        <w:t/>
                       </w:r>
                     </w:p>
                     <w:p>
@@ -731,7 +731,7 @@
                                 <w:sz w:val="18"/>
                                 <w:szCs w:val="18"/>
                               </w:rPr>
-                              <w:t>Greg Ingebretson</w:t>
+                              <w:t xml:space="preserve">{{estimator_name}}</w:t>
                             </w:r>
                           </w:p>
                           <w:p>
@@ -819,7 +819,7 @@
                           <w:sz w:val="18"/>
                           <w:szCs w:val="18"/>
                         </w:rPr>
-                        <w:t>Greg Ingebretson</w:t>
+                        <w:t xml:space="preserve">{{estimator_name}}</w:t>
                       </w:r>
                     </w:p>
                     <w:p>
@@ -1288,7 +1288,7 @@
                                 <w:sz w:val="18"/>
                                 <w:szCs w:val="18"/>
                               </w:rPr>
-                              <w:t>Area:</w:t>
+                              <w:t xml:space="preserve">Area:~{{sqft}} sf of sealed concrete flooring [SC] per the Finish Schedule on A900</w:t>
                             </w:r>
                             <w:r>
                               <w:rPr>
@@ -1298,16 +1298,16 @@
                                 <w:szCs w:val="18"/>
                               </w:rPr>
                               <w:tab/>
-                              <w:t>~</w:t>
-                            </w:r>
-                            <w:r>
-                              <w:rPr>
-                                <w:rFonts w:ascii="Zetta Serif Book" w:hAnsi="Zetta Serif Book"/>
-                                <w:color w:val="404040" w:themeColor="text1" w:themeTint="BF"/>
-                                <w:sz w:val="18"/>
-                                <w:szCs w:val="18"/>
-                              </w:rPr>
-                              <w:t xml:space="preserve">1,600 </w:t>
+                              <w:t/>
+                            </w:r>
+                            <w:r>
+                              <w:rPr>
+                                <w:rFonts w:ascii="Zetta Serif Book" w:hAnsi="Zetta Serif Book"/>
+                                <w:color w:val="404040" w:themeColor="text1" w:themeTint="BF"/>
+                                <w:sz w:val="18"/>
+                                <w:szCs w:val="18"/>
+                              </w:rPr>
+                              <w:t xml:space="preserve"/>
                             </w:r>
                             <w:r>
                               <w:rPr>
@@ -1316,52 +1316,52 @@
                                 <w:sz w:val="16"/>
                                 <w:szCs w:val="16"/>
                               </w:rPr>
-                              <w:t>sf</w:t>
-                            </w:r>
-                            <w:r>
-                              <w:rPr>
-                                <w:rFonts w:ascii="Zetta Serif Book" w:hAnsi="Zetta Serif Book"/>
-                                <w:color w:val="404040" w:themeColor="text1" w:themeTint="BF"/>
-                                <w:sz w:val="18"/>
-                                <w:szCs w:val="18"/>
-                              </w:rPr>
-                              <w:t xml:space="preserve"> of </w:t>
-                            </w:r>
-                            <w:r>
-                              <w:rPr>
-                                <w:rFonts w:ascii="Zetta Serif Book" w:hAnsi="Zetta Serif Book"/>
-                                <w:color w:val="404040" w:themeColor="text1" w:themeTint="BF"/>
-                                <w:sz w:val="18"/>
-                                <w:szCs w:val="18"/>
-                              </w:rPr>
-                              <w:t>sealed concrete</w:t>
-                            </w:r>
-                            <w:r>
-                              <w:rPr>
-                                <w:rFonts w:ascii="Zetta Serif Book" w:hAnsi="Zetta Serif Book"/>
-                                <w:color w:val="404040" w:themeColor="text1" w:themeTint="BF"/>
-                                <w:sz w:val="18"/>
-                                <w:szCs w:val="18"/>
-                              </w:rPr>
-                              <w:t xml:space="preserve"> </w:t>
-                            </w:r>
-                            <w:r>
-                              <w:rPr>
-                                <w:rFonts w:ascii="Zetta Serif Book" w:hAnsi="Zetta Serif Book"/>
-                                <w:color w:val="404040" w:themeColor="text1" w:themeTint="BF"/>
-                                <w:sz w:val="18"/>
-                                <w:szCs w:val="18"/>
-                              </w:rPr>
-                              <w:t xml:space="preserve">flooring </w:t>
-                            </w:r>
-                            <w:r>
-                              <w:rPr>
-                                <w:rFonts w:ascii="Zetta Serif Book" w:hAnsi="Zetta Serif Book"/>
-                                <w:color w:val="404040" w:themeColor="text1" w:themeTint="BF"/>
-                                <w:sz w:val="18"/>
-                                <w:szCs w:val="18"/>
-                              </w:rPr>
-                              <w:t>[</w:t>
+                              <w:t/>
+                            </w:r>
+                            <w:r>
+                              <w:rPr>
+                                <w:rFonts w:ascii="Zetta Serif Book" w:hAnsi="Zetta Serif Book"/>
+                                <w:color w:val="404040" w:themeColor="text1" w:themeTint="BF"/>
+                                <w:sz w:val="18"/>
+                                <w:szCs w:val="18"/>
+                              </w:rPr>
+                              <w:t xml:space="preserve"/>
+                            </w:r>
+                            <w:r>
+                              <w:rPr>
+                                <w:rFonts w:ascii="Zetta Serif Book" w:hAnsi="Zetta Serif Book"/>
+                                <w:color w:val="404040" w:themeColor="text1" w:themeTint="BF"/>
+                                <w:sz w:val="18"/>
+                                <w:szCs w:val="18"/>
+                              </w:rPr>
+                              <w:t/>
+                            </w:r>
+                            <w:r>
+                              <w:rPr>
+                                <w:rFonts w:ascii="Zetta Serif Book" w:hAnsi="Zetta Serif Book"/>
+                                <w:color w:val="404040" w:themeColor="text1" w:themeTint="BF"/>
+                                <w:sz w:val="18"/>
+                                <w:szCs w:val="18"/>
+                              </w:rPr>
+                              <w:t xml:space="preserve"/>
+                            </w:r>
+                            <w:r>
+                              <w:rPr>
+                                <w:rFonts w:ascii="Zetta Serif Book" w:hAnsi="Zetta Serif Book"/>
+                                <w:color w:val="404040" w:themeColor="text1" w:themeTint="BF"/>
+                                <w:sz w:val="18"/>
+                                <w:szCs w:val="18"/>
+                              </w:rPr>
+                              <w:t xml:space="preserve"/>
+                            </w:r>
+                            <w:r>
+                              <w:rPr>
+                                <w:rFonts w:ascii="Zetta Serif Book" w:hAnsi="Zetta Serif Book"/>
+                                <w:color w:val="404040" w:themeColor="text1" w:themeTint="BF"/>
+                                <w:sz w:val="18"/>
+                                <w:szCs w:val="18"/>
+                              </w:rPr>
+                              <w:t/>
                             </w:r>
                             <w:r>
                               <w:rPr>
@@ -1371,7 +1371,7 @@
                                 <w:szCs w:val="18"/>
                                 <w:highlight w:val="yellow"/>
                               </w:rPr>
-                              <w:t>S</w:t>
+                              <w:t/>
                             </w:r>
                             <w:r>
                               <w:rPr>
@@ -1381,88 +1381,88 @@
                                 <w:szCs w:val="18"/>
                                 <w:highlight w:val="yellow"/>
                               </w:rPr>
-                              <w:t>C</w:t>
-                            </w:r>
-                            <w:r>
-                              <w:rPr>
-                                <w:rFonts w:ascii="Zetta Serif Book" w:hAnsi="Zetta Serif Book"/>
-                                <w:color w:val="404040" w:themeColor="text1" w:themeTint="BF"/>
-                                <w:sz w:val="18"/>
-                                <w:szCs w:val="18"/>
-                              </w:rPr>
-                              <w:t xml:space="preserve">] </w:t>
-                            </w:r>
-                            <w:r>
-                              <w:rPr>
-                                <w:rFonts w:ascii="Zetta Serif Book" w:hAnsi="Zetta Serif Book"/>
-                                <w:color w:val="404040" w:themeColor="text1" w:themeTint="BF"/>
-                                <w:sz w:val="18"/>
-                                <w:szCs w:val="18"/>
-                              </w:rPr>
-                              <w:t>per</w:t>
-                            </w:r>
-                            <w:r>
-                              <w:rPr>
-                                <w:rFonts w:ascii="Zetta Serif Book" w:hAnsi="Zetta Serif Book"/>
-                                <w:color w:val="404040" w:themeColor="text1" w:themeTint="BF"/>
-                                <w:sz w:val="18"/>
-                                <w:szCs w:val="18"/>
-                              </w:rPr>
-                              <w:t xml:space="preserve"> the </w:t>
-                            </w:r>
-                            <w:r>
-                              <w:rPr>
-                                <w:rFonts w:ascii="Zetta Serif Book" w:hAnsi="Zetta Serif Book"/>
-                                <w:color w:val="404040" w:themeColor="text1" w:themeTint="BF"/>
-                                <w:sz w:val="18"/>
-                                <w:szCs w:val="18"/>
-                              </w:rPr>
-                              <w:t>F</w:t>
-                            </w:r>
-                            <w:r>
-                              <w:rPr>
-                                <w:rFonts w:ascii="Zetta Serif Book" w:hAnsi="Zetta Serif Book"/>
-                                <w:color w:val="404040" w:themeColor="text1" w:themeTint="BF"/>
-                                <w:sz w:val="18"/>
-                                <w:szCs w:val="18"/>
-                              </w:rPr>
-                              <w:t xml:space="preserve">inish </w:t>
-                            </w:r>
-                            <w:r>
-                              <w:rPr>
-                                <w:rFonts w:ascii="Zetta Serif Book" w:hAnsi="Zetta Serif Book"/>
-                                <w:color w:val="404040" w:themeColor="text1" w:themeTint="BF"/>
-                                <w:sz w:val="18"/>
-                                <w:szCs w:val="18"/>
-                              </w:rPr>
-                              <w:t>S</w:t>
-                            </w:r>
-                            <w:r>
-                              <w:rPr>
-                                <w:rFonts w:ascii="Zetta Serif Book" w:hAnsi="Zetta Serif Book"/>
-                                <w:color w:val="404040" w:themeColor="text1" w:themeTint="BF"/>
-                                <w:sz w:val="18"/>
-                                <w:szCs w:val="18"/>
-                              </w:rPr>
-                              <w:t>chedule</w:t>
-                            </w:r>
-                            <w:r>
-                              <w:rPr>
-                                <w:rFonts w:ascii="Zetta Serif Book" w:hAnsi="Zetta Serif Book"/>
-                                <w:color w:val="404040" w:themeColor="text1" w:themeTint="BF"/>
-                                <w:sz w:val="18"/>
-                                <w:szCs w:val="18"/>
-                              </w:rPr>
-                              <w:t xml:space="preserve"> on</w:t>
-                            </w:r>
-                            <w:r>
-                              <w:rPr>
-                                <w:rFonts w:ascii="Zetta Serif Book" w:hAnsi="Zetta Serif Book"/>
-                                <w:color w:val="404040" w:themeColor="text1" w:themeTint="BF"/>
-                                <w:sz w:val="18"/>
-                                <w:szCs w:val="18"/>
-                              </w:rPr>
-                              <w:t xml:space="preserve"> </w:t>
+                              <w:t/>
+                            </w:r>
+                            <w:r>
+                              <w:rPr>
+                                <w:rFonts w:ascii="Zetta Serif Book" w:hAnsi="Zetta Serif Book"/>
+                                <w:color w:val="404040" w:themeColor="text1" w:themeTint="BF"/>
+                                <w:sz w:val="18"/>
+                                <w:szCs w:val="18"/>
+                              </w:rPr>
+                              <w:t xml:space="preserve"/>
+                            </w:r>
+                            <w:r>
+                              <w:rPr>
+                                <w:rFonts w:ascii="Zetta Serif Book" w:hAnsi="Zetta Serif Book"/>
+                                <w:color w:val="404040" w:themeColor="text1" w:themeTint="BF"/>
+                                <w:sz w:val="18"/>
+                                <w:szCs w:val="18"/>
+                              </w:rPr>
+                              <w:t/>
+                            </w:r>
+                            <w:r>
+                              <w:rPr>
+                                <w:rFonts w:ascii="Zetta Serif Book" w:hAnsi="Zetta Serif Book"/>
+                                <w:color w:val="404040" w:themeColor="text1" w:themeTint="BF"/>
+                                <w:sz w:val="18"/>
+                                <w:szCs w:val="18"/>
+                              </w:rPr>
+                              <w:t xml:space="preserve"/>
+                            </w:r>
+                            <w:r>
+                              <w:rPr>
+                                <w:rFonts w:ascii="Zetta Serif Book" w:hAnsi="Zetta Serif Book"/>
+                                <w:color w:val="404040" w:themeColor="text1" w:themeTint="BF"/>
+                                <w:sz w:val="18"/>
+                                <w:szCs w:val="18"/>
+                              </w:rPr>
+                              <w:t/>
+                            </w:r>
+                            <w:r>
+                              <w:rPr>
+                                <w:rFonts w:ascii="Zetta Serif Book" w:hAnsi="Zetta Serif Book"/>
+                                <w:color w:val="404040" w:themeColor="text1" w:themeTint="BF"/>
+                                <w:sz w:val="18"/>
+                                <w:szCs w:val="18"/>
+                              </w:rPr>
+                              <w:t xml:space="preserve"/>
+                            </w:r>
+                            <w:r>
+                              <w:rPr>
+                                <w:rFonts w:ascii="Zetta Serif Book" w:hAnsi="Zetta Serif Book"/>
+                                <w:color w:val="404040" w:themeColor="text1" w:themeTint="BF"/>
+                                <w:sz w:val="18"/>
+                                <w:szCs w:val="18"/>
+                              </w:rPr>
+                              <w:t/>
+                            </w:r>
+                            <w:r>
+                              <w:rPr>
+                                <w:rFonts w:ascii="Zetta Serif Book" w:hAnsi="Zetta Serif Book"/>
+                                <w:color w:val="404040" w:themeColor="text1" w:themeTint="BF"/>
+                                <w:sz w:val="18"/>
+                                <w:szCs w:val="18"/>
+                              </w:rPr>
+                              <w:t/>
+                            </w:r>
+                            <w:r>
+                              <w:rPr>
+                                <w:rFonts w:ascii="Zetta Serif Book" w:hAnsi="Zetta Serif Book"/>
+                                <w:color w:val="404040" w:themeColor="text1" w:themeTint="BF"/>
+                                <w:sz w:val="18"/>
+                                <w:szCs w:val="18"/>
+                              </w:rPr>
+                              <w:t xml:space="preserve"/>
+                            </w:r>
+                            <w:r>
+                              <w:rPr>
+                                <w:rFonts w:ascii="Zetta Serif Book" w:hAnsi="Zetta Serif Book"/>
+                                <w:color w:val="404040" w:themeColor="text1" w:themeTint="BF"/>
+                                <w:sz w:val="18"/>
+                                <w:szCs w:val="18"/>
+                              </w:rPr>
+                              <w:t xml:space="preserve"/>
                             </w:r>
                             <w:r>
                               <w:rPr>
@@ -1472,7 +1472,7 @@
                                 <w:szCs w:val="18"/>
                                 <w:highlight w:val="yellow"/>
                               </w:rPr>
-                              <w:t>A9</w:t>
+                              <w:t/>
                             </w:r>
                             <w:r>
                               <w:rPr>
@@ -1482,7 +1482,7 @@
                                 <w:szCs w:val="18"/>
                                 <w:highlight w:val="yellow"/>
                               </w:rPr>
-                              <w:t>00</w:t>
+                              <w:t/>
                             </w:r>
                           </w:p>
                           <w:p>
@@ -3099,7 +3099,7 @@
                           <w:sz w:val="18"/>
                           <w:szCs w:val="18"/>
                         </w:rPr>
-                        <w:t>Area:</w:t>
+                        <w:t xml:space="preserve">Area:~{{sqft}} sf of sealed concrete flooring [SC] per the Finish Schedule on A900</w:t>
                       </w:r>
                       <w:r>
                         <w:rPr>
@@ -3109,16 +3109,16 @@
                           <w:szCs w:val="18"/>
                         </w:rPr>
                         <w:tab/>
-                        <w:t>~</w:t>
-                      </w:r>
-                      <w:r>
-                        <w:rPr>
-                          <w:rFonts w:ascii="Zetta Serif Book" w:hAnsi="Zetta Serif Book"/>
-                          <w:color w:val="404040" w:themeColor="text1" w:themeTint="BF"/>
-                          <w:sz w:val="18"/>
-                          <w:szCs w:val="18"/>
-                        </w:rPr>
-                        <w:t xml:space="preserve">1,600 </w:t>
+                        <w:t/>
+                      </w:r>
+                      <w:r>
+                        <w:rPr>
+                          <w:rFonts w:ascii="Zetta Serif Book" w:hAnsi="Zetta Serif Book"/>
+                          <w:color w:val="404040" w:themeColor="text1" w:themeTint="BF"/>
+                          <w:sz w:val="18"/>
+                          <w:szCs w:val="18"/>
+                        </w:rPr>
+                        <w:t xml:space="preserve"/>
                       </w:r>
                       <w:r>
                         <w:rPr>
@@ -3127,52 +3127,52 @@
                           <w:sz w:val="16"/>
                           <w:szCs w:val="16"/>
                         </w:rPr>
-                        <w:t>sf</w:t>
-                      </w:r>
-                      <w:r>
-                        <w:rPr>
-                          <w:rFonts w:ascii="Zetta Serif Book" w:hAnsi="Zetta Serif Book"/>
-                          <w:color w:val="404040" w:themeColor="text1" w:themeTint="BF"/>
-                          <w:sz w:val="18"/>
-                          <w:szCs w:val="18"/>
-                        </w:rPr>
-                        <w:t xml:space="preserve"> of </w:t>
-                      </w:r>
-                      <w:r>
-                        <w:rPr>
-                          <w:rFonts w:ascii="Zetta Serif Book" w:hAnsi="Zetta Serif Book"/>
-                          <w:color w:val="404040" w:themeColor="text1" w:themeTint="BF"/>
-                          <w:sz w:val="18"/>
-                          <w:szCs w:val="18"/>
-                        </w:rPr>
-                        <w:t>sealed concrete</w:t>
-                      </w:r>
-                      <w:r>
-                        <w:rPr>
-                          <w:rFonts w:ascii="Zetta Serif Book" w:hAnsi="Zetta Serif Book"/>
-                          <w:color w:val="404040" w:themeColor="text1" w:themeTint="BF"/>
-                          <w:sz w:val="18"/>
-                          <w:szCs w:val="18"/>
-                        </w:rPr>
-                        <w:t xml:space="preserve"> </w:t>
-                      </w:r>
-                      <w:r>
-                        <w:rPr>
-                          <w:rFonts w:ascii="Zetta Serif Book" w:hAnsi="Zetta Serif Book"/>
-                          <w:color w:val="404040" w:themeColor="text1" w:themeTint="BF"/>
-                          <w:sz w:val="18"/>
-                          <w:szCs w:val="18"/>
-                        </w:rPr>
-                        <w:t xml:space="preserve">flooring </w:t>
-                      </w:r>
-                      <w:r>
-                        <w:rPr>
-                          <w:rFonts w:ascii="Zetta Serif Book" w:hAnsi="Zetta Serif Book"/>
-                          <w:color w:val="404040" w:themeColor="text1" w:themeTint="BF"/>
-                          <w:sz w:val="18"/>
-                          <w:szCs w:val="18"/>
-                        </w:rPr>
-                        <w:t>[</w:t>
+                        <w:t/>
+                      </w:r>
+                      <w:r>
+                        <w:rPr>
+                          <w:rFonts w:ascii="Zetta Serif Book" w:hAnsi="Zetta Serif Book"/>
+                          <w:color w:val="404040" w:themeColor="text1" w:themeTint="BF"/>
+                          <w:sz w:val="18"/>
+                          <w:szCs w:val="18"/>
+                        </w:rPr>
+                        <w:t xml:space="preserve"/>
+                      </w:r>
+                      <w:r>
+                        <w:rPr>
+                          <w:rFonts w:ascii="Zetta Serif Book" w:hAnsi="Zetta Serif Book"/>
+                          <w:color w:val="404040" w:themeColor="text1" w:themeTint="BF"/>
+                          <w:sz w:val="18"/>
+                          <w:szCs w:val="18"/>
+                        </w:rPr>
+                        <w:t/>
+                      </w:r>
+                      <w:r>
+                        <w:rPr>
+                          <w:rFonts w:ascii="Zetta Serif Book" w:hAnsi="Zetta Serif Book"/>
+                          <w:color w:val="404040" w:themeColor="text1" w:themeTint="BF"/>
+                          <w:sz w:val="18"/>
+                          <w:szCs w:val="18"/>
+                        </w:rPr>
+                        <w:t xml:space="preserve"/>
+                      </w:r>
+                      <w:r>
+                        <w:rPr>
+                          <w:rFonts w:ascii="Zetta Serif Book" w:hAnsi="Zetta Serif Book"/>
+                          <w:color w:val="404040" w:themeColor="text1" w:themeTint="BF"/>
+                          <w:sz w:val="18"/>
+                          <w:szCs w:val="18"/>
+                        </w:rPr>
+                        <w:t xml:space="preserve"/>
+                      </w:r>
+                      <w:r>
+                        <w:rPr>
+                          <w:rFonts w:ascii="Zetta Serif Book" w:hAnsi="Zetta Serif Book"/>
+                          <w:color w:val="404040" w:themeColor="text1" w:themeTint="BF"/>
+                          <w:sz w:val="18"/>
+                          <w:szCs w:val="18"/>
+                        </w:rPr>
+                        <w:t/>
                       </w:r>
                       <w:r>
                         <w:rPr>
@@ -3182,7 +3182,7 @@
                           <w:szCs w:val="18"/>
                           <w:highlight w:val="yellow"/>
                         </w:rPr>
-                        <w:t>S</w:t>
+                        <w:t/>
                       </w:r>
                       <w:r>
                         <w:rPr>
@@ -3192,88 +3192,88 @@
                           <w:szCs w:val="18"/>
                           <w:highlight w:val="yellow"/>
                         </w:rPr>
-                        <w:t>C</w:t>
-                      </w:r>
-                      <w:r>
-                        <w:rPr>
-                          <w:rFonts w:ascii="Zetta Serif Book" w:hAnsi="Zetta Serif Book"/>
-                          <w:color w:val="404040" w:themeColor="text1" w:themeTint="BF"/>
-                          <w:sz w:val="18"/>
-                          <w:szCs w:val="18"/>
-                        </w:rPr>
-                        <w:t xml:space="preserve">] </w:t>
-                      </w:r>
-                      <w:r>
-                        <w:rPr>
-                          <w:rFonts w:ascii="Zetta Serif Book" w:hAnsi="Zetta Serif Book"/>
-                          <w:color w:val="404040" w:themeColor="text1" w:themeTint="BF"/>
-                          <w:sz w:val="18"/>
-                          <w:szCs w:val="18"/>
-                        </w:rPr>
-                        <w:t>per</w:t>
-                      </w:r>
-                      <w:r>
-                        <w:rPr>
-                          <w:rFonts w:ascii="Zetta Serif Book" w:hAnsi="Zetta Serif Book"/>
-                          <w:color w:val="404040" w:themeColor="text1" w:themeTint="BF"/>
-                          <w:sz w:val="18"/>
-                          <w:szCs w:val="18"/>
-                        </w:rPr>
-                        <w:t xml:space="preserve"> the </w:t>
-                      </w:r>
-                      <w:r>
-                        <w:rPr>
-                          <w:rFonts w:ascii="Zetta Serif Book" w:hAnsi="Zetta Serif Book"/>
-                          <w:color w:val="404040" w:themeColor="text1" w:themeTint="BF"/>
-                          <w:sz w:val="18"/>
-                          <w:szCs w:val="18"/>
-                        </w:rPr>
-                        <w:t>F</w:t>
-                      </w:r>
-                      <w:r>
-                        <w:rPr>
-                          <w:rFonts w:ascii="Zetta Serif Book" w:hAnsi="Zetta Serif Book"/>
-                          <w:color w:val="404040" w:themeColor="text1" w:themeTint="BF"/>
-                          <w:sz w:val="18"/>
-                          <w:szCs w:val="18"/>
-                        </w:rPr>
-                        <w:t xml:space="preserve">inish </w:t>
-                      </w:r>
-                      <w:r>
-                        <w:rPr>
-                          <w:rFonts w:ascii="Zetta Serif Book" w:hAnsi="Zetta Serif Book"/>
-                          <w:color w:val="404040" w:themeColor="text1" w:themeTint="BF"/>
-                          <w:sz w:val="18"/>
-                          <w:szCs w:val="18"/>
-                        </w:rPr>
-                        <w:t>S</w:t>
-                      </w:r>
-                      <w:r>
-                        <w:rPr>
-                          <w:rFonts w:ascii="Zetta Serif Book" w:hAnsi="Zetta Serif Book"/>
-                          <w:color w:val="404040" w:themeColor="text1" w:themeTint="BF"/>
-                          <w:sz w:val="18"/>
-                          <w:szCs w:val="18"/>
-                        </w:rPr>
-                        <w:t>chedule</w:t>
-                      </w:r>
-                      <w:r>
-                        <w:rPr>
-                          <w:rFonts w:ascii="Zetta Serif Book" w:hAnsi="Zetta Serif Book"/>
-                          <w:color w:val="404040" w:themeColor="text1" w:themeTint="BF"/>
-                          <w:sz w:val="18"/>
-                          <w:szCs w:val="18"/>
-                        </w:rPr>
-                        <w:t xml:space="preserve"> on</w:t>
-                      </w:r>
-                      <w:r>
-                        <w:rPr>
-                          <w:rFonts w:ascii="Zetta Serif Book" w:hAnsi="Zetta Serif Book"/>
-                          <w:color w:val="404040" w:themeColor="text1" w:themeTint="BF"/>
-                          <w:sz w:val="18"/>
-                          <w:szCs w:val="18"/>
-                        </w:rPr>
-                        <w:t xml:space="preserve"> </w:t>
+                        <w:t/>
+                      </w:r>
+                      <w:r>
+                        <w:rPr>
+                          <w:rFonts w:ascii="Zetta Serif Book" w:hAnsi="Zetta Serif Book"/>
+                          <w:color w:val="404040" w:themeColor="text1" w:themeTint="BF"/>
+                          <w:sz w:val="18"/>
+                          <w:szCs w:val="18"/>
+                        </w:rPr>
+                        <w:t xml:space="preserve"/>
+                      </w:r>
+                      <w:r>
+                        <w:rPr>
+                          <w:rFonts w:ascii="Zetta Serif Book" w:hAnsi="Zetta Serif Book"/>
+                          <w:color w:val="404040" w:themeColor="text1" w:themeTint="BF"/>
+                          <w:sz w:val="18"/>
+                          <w:szCs w:val="18"/>
+                        </w:rPr>
+                        <w:t/>
+                      </w:r>
+                      <w:r>
+                        <w:rPr>
+                          <w:rFonts w:ascii="Zetta Serif Book" w:hAnsi="Zetta Serif Book"/>
+                          <w:color w:val="404040" w:themeColor="text1" w:themeTint="BF"/>
+                          <w:sz w:val="18"/>
+                          <w:szCs w:val="18"/>
+                        </w:rPr>
+                        <w:t xml:space="preserve"/>
+                      </w:r>
+                      <w:r>
+                        <w:rPr>
+                          <w:rFonts w:ascii="Zetta Serif Book" w:hAnsi="Zetta Serif Book"/>
+                          <w:color w:val="404040" w:themeColor="text1" w:themeTint="BF"/>
+                          <w:sz w:val="18"/>
+                          <w:szCs w:val="18"/>
+                        </w:rPr>
+                        <w:t/>
+                      </w:r>
+                      <w:r>
+                        <w:rPr>
+                          <w:rFonts w:ascii="Zetta Serif Book" w:hAnsi="Zetta Serif Book"/>
+                          <w:color w:val="404040" w:themeColor="text1" w:themeTint="BF"/>
+                          <w:sz w:val="18"/>
+                          <w:szCs w:val="18"/>
+                        </w:rPr>
+                        <w:t xml:space="preserve"/>
+                      </w:r>
+                      <w:r>
+                        <w:rPr>
+                          <w:rFonts w:ascii="Zetta Serif Book" w:hAnsi="Zetta Serif Book"/>
+                          <w:color w:val="404040" w:themeColor="text1" w:themeTint="BF"/>
+                          <w:sz w:val="18"/>
+                          <w:szCs w:val="18"/>
+                        </w:rPr>
+                        <w:t/>
+                      </w:r>
+                      <w:r>
+                        <w:rPr>
+                          <w:rFonts w:ascii="Zetta Serif Book" w:hAnsi="Zetta Serif Book"/>
+                          <w:color w:val="404040" w:themeColor="text1" w:themeTint="BF"/>
+                          <w:sz w:val="18"/>
+                          <w:szCs w:val="18"/>
+                        </w:rPr>
+                        <w:t/>
+                      </w:r>
+                      <w:r>
+                        <w:rPr>
+                          <w:rFonts w:ascii="Zetta Serif Book" w:hAnsi="Zetta Serif Book"/>
+                          <w:color w:val="404040" w:themeColor="text1" w:themeTint="BF"/>
+                          <w:sz w:val="18"/>
+                          <w:szCs w:val="18"/>
+                        </w:rPr>
+                        <w:t xml:space="preserve"/>
+                      </w:r>
+                      <w:r>
+                        <w:rPr>
+                          <w:rFonts w:ascii="Zetta Serif Book" w:hAnsi="Zetta Serif Book"/>
+                          <w:color w:val="404040" w:themeColor="text1" w:themeTint="BF"/>
+                          <w:sz w:val="18"/>
+                          <w:szCs w:val="18"/>
+                        </w:rPr>
+                        <w:t xml:space="preserve"/>
                       </w:r>
                       <w:r>
                         <w:rPr>
@@ -3283,7 +3283,7 @@
                           <w:szCs w:val="18"/>
                           <w:highlight w:val="yellow"/>
                         </w:rPr>
-                        <w:t>A9</w:t>
+                        <w:t/>
                       </w:r>
                       <w:r>
                         <w:rPr>
@@ -3293,7 +3293,7 @@
                           <w:szCs w:val="18"/>
                           <w:highlight w:val="yellow"/>
                         </w:rPr>
-                        <w:t>00</w:t>
+                        <w:t/>
                       </w:r>
                     </w:p>
                     <w:p>
@@ -4723,34 +4723,34 @@
                                 <w:sz w:val="20"/>
                                 <w:szCs w:val="20"/>
                               </w:rPr>
-                              <w:t xml:space="preserve">$x </w:t>
-                            </w:r>
-                            <w:r>
-                              <w:rPr>
-                                <w:rFonts w:ascii="Zetta Serif Book" w:hAnsi="Zetta Serif Book"/>
-                                <w:color w:val="404040" w:themeColor="text1" w:themeTint="BF"/>
-                                <w:sz w:val="18"/>
-                                <w:szCs w:val="18"/>
-                              </w:rPr>
-                              <w:t xml:space="preserve">– </w:t>
-                            </w:r>
-                            <w:r>
-                              <w:rPr>
-                                <w:rFonts w:ascii="Zetta Serif Book" w:hAnsi="Zetta Serif Book"/>
-                                <w:color w:val="404040" w:themeColor="text1" w:themeTint="BF"/>
-                                <w:sz w:val="18"/>
-                                <w:szCs w:val="18"/>
-                              </w:rPr>
-                              <w:t>Sealed Concrete</w:t>
-                            </w:r>
-                            <w:r>
-                              <w:rPr>
-                                <w:rFonts w:ascii="Zetta Serif Book" w:hAnsi="Zetta Serif Book"/>
-                                <w:color w:val="404040" w:themeColor="text1" w:themeTint="BF"/>
-                                <w:sz w:val="18"/>
-                                <w:szCs w:val="18"/>
-                              </w:rPr>
-                              <w:t xml:space="preserve"> as described above </w:t>
+                              <w:t xml:space="preserve">{{base_bid_formatted}} – Sealed Concrete as described above {{base_tax_phrase}}</w:t>
+                            </w:r>
+                            <w:r>
+                              <w:rPr>
+                                <w:rFonts w:ascii="Zetta Serif Book" w:hAnsi="Zetta Serif Book"/>
+                                <w:color w:val="404040" w:themeColor="text1" w:themeTint="BF"/>
+                                <w:sz w:val="18"/>
+                                <w:szCs w:val="18"/>
+                              </w:rPr>
+                              <w:t xml:space="preserve"/>
+                            </w:r>
+                            <w:r>
+                              <w:rPr>
+                                <w:rFonts w:ascii="Zetta Serif Book" w:hAnsi="Zetta Serif Book"/>
+                                <w:color w:val="404040" w:themeColor="text1" w:themeTint="BF"/>
+                                <w:sz w:val="18"/>
+                                <w:szCs w:val="18"/>
+                              </w:rPr>
+                              <w:t/>
+                            </w:r>
+                            <w:r>
+                              <w:rPr>
+                                <w:rFonts w:ascii="Zetta Serif Book" w:hAnsi="Zetta Serif Book"/>
+                                <w:color w:val="404040" w:themeColor="text1" w:themeTint="BF"/>
+                                <w:sz w:val="18"/>
+                                <w:szCs w:val="18"/>
+                              </w:rPr>
+                              <w:t xml:space="preserve"/>
                             </w:r>
                             <w:r>
                               <w:rPr>
@@ -4761,7 +4761,7 @@
                                 <w:sz w:val="18"/>
                                 <w:szCs w:val="18"/>
                               </w:rPr>
-                              <w:t>(</w:t>
+                              <w:t/>
                             </w:r>
                             <w:r>
                               <w:rPr>
@@ -4772,7 +4772,7 @@
                                 <w:sz w:val="17"/>
                                 <w:szCs w:val="17"/>
                               </w:rPr>
-                              <w:t xml:space="preserve">material sales </w:t>
+                              <w:t xml:space="preserve"/>
                             </w:r>
                             <w:r>
                               <w:rPr>
@@ -4783,7 +4783,7 @@
                                 <w:sz w:val="17"/>
                                 <w:szCs w:val="17"/>
                               </w:rPr>
-                              <w:t>tax</w:t>
+                              <w:t/>
                             </w:r>
                             <w:r>
                               <w:rPr>
@@ -4794,7 +4794,7 @@
                                 <w:sz w:val="18"/>
                                 <w:szCs w:val="18"/>
                               </w:rPr>
-                              <w:t xml:space="preserve"> </w:t>
+                              <w:t xml:space="preserve"/>
                             </w:r>
                             <w:r>
                               <w:rPr>
@@ -4807,7 +4807,7 @@
                                 <w:highlight w:val="yellow"/>
                                 <w:u w:val="single"/>
                               </w:rPr>
-                              <w:t>IN</w:t>
+                              <w:t/>
                             </w:r>
                             <w:r>
                               <w:rPr>
@@ -4819,7 +4819,7 @@
                                 <w:szCs w:val="18"/>
                                 <w:highlight w:val="yellow"/>
                               </w:rPr>
-                              <w:t>CLUDED</w:t>
+                              <w:t/>
                             </w:r>
                             <w:r>
                               <w:rPr>
@@ -4830,7 +4830,7 @@
                                 <w:sz w:val="18"/>
                                 <w:szCs w:val="18"/>
                               </w:rPr>
-                              <w:t>)</w:t>
+                              <w:t/>
                             </w:r>
                           </w:p>
                           <w:p>
@@ -4856,7 +4856,7 @@
                                 <w:szCs w:val="18"/>
                                 <w:highlight w:val="yellow"/>
                               </w:rPr>
-                              <w:t>$</w:t>
+                              <w:t xml:space="preserve">{{material_tax_formatted}} – Material Sales Tax</w:t>
                             </w:r>
                             <w:r>
                               <w:rPr>
@@ -4866,7 +4866,7 @@
                                 <w:szCs w:val="18"/>
                                 <w:highlight w:val="yellow"/>
                               </w:rPr>
-                              <w:t xml:space="preserve">  </w:t>
+                              <w:t xml:space="preserve"/>
                             </w:r>
                             <w:r>
                               <w:rPr>
@@ -4876,7 +4876,7 @@
                                 <w:szCs w:val="18"/>
                                 <w:highlight w:val="yellow"/>
                               </w:rPr>
-                              <w:t>x –</w:t>
+                              <w:t/>
                             </w:r>
                             <w:r>
                               <w:rPr>
@@ -4886,7 +4886,7 @@
                                 <w:szCs w:val="18"/>
                                 <w:highlight w:val="yellow"/>
                               </w:rPr>
-                              <w:t xml:space="preserve"> </w:t>
+                              <w:t xml:space="preserve"/>
                             </w:r>
                             <w:r>
                               <w:rPr>
@@ -4896,7 +4896,7 @@
                                 <w:szCs w:val="18"/>
                                 <w:highlight w:val="yellow"/>
                               </w:rPr>
-                              <w:t>M</w:t>
+                              <w:t/>
                             </w:r>
                             <w:r>
                               <w:rPr>
@@ -4906,7 +4906,7 @@
                                 <w:szCs w:val="18"/>
                                 <w:highlight w:val="yellow"/>
                               </w:rPr>
-                              <w:t>a</w:t>
+                              <w:t/>
                             </w:r>
                             <w:r>
                               <w:rPr>
@@ -4916,16 +4916,16 @@
                                 <w:szCs w:val="18"/>
                                 <w:highlight w:val="yellow"/>
                               </w:rPr>
-                              <w:t>terial Sales</w:t>
-                            </w:r>
-                            <w:r>
-                              <w:rPr>
-                                <w:rFonts w:ascii="Zetta Serif Book" w:hAnsi="Zetta Serif Book"/>
-                                <w:color w:val="404040" w:themeColor="text1" w:themeTint="BF"/>
-                                <w:sz w:val="18"/>
-                                <w:szCs w:val="18"/>
-                              </w:rPr>
-                              <w:t xml:space="preserve"> Tax</w:t>
+                              <w:t/>
+                            </w:r>
+                            <w:r>
+                              <w:rPr>
+                                <w:rFonts w:ascii="Zetta Serif Book" w:hAnsi="Zetta Serif Book"/>
+                                <w:color w:val="404040" w:themeColor="text1" w:themeTint="BF"/>
+                                <w:sz w:val="18"/>
+                                <w:szCs w:val="18"/>
+                              </w:rPr>
+                              <w:t xml:space="preserve"/>
                             </w:r>
                           </w:p>
                           <w:p>
@@ -4952,7 +4952,7 @@
                                 <w:highlight w:val="yellow"/>
                                 <w:u w:val="single"/>
                               </w:rPr>
-                              <w:t>$</w:t>
+                              <w:t xml:space="preserve">{{tax_amount_formatted}} – Remodel Tax</w:t>
                             </w:r>
                             <w:r>
                               <w:rPr>
@@ -4963,7 +4963,7 @@
                                 <w:highlight w:val="yellow"/>
                                 <w:u w:val="single"/>
                               </w:rPr>
-                              <w:t xml:space="preserve">  </w:t>
+                              <w:t xml:space="preserve"/>
                             </w:r>
                             <w:r>
                               <w:rPr>
@@ -4974,7 +4974,7 @@
                                 <w:highlight w:val="yellow"/>
                                 <w:u w:val="single"/>
                               </w:rPr>
-                              <w:t xml:space="preserve">x </w:t>
+                              <w:t xml:space="preserve"/>
                             </w:r>
                             <w:r>
                               <w:rPr>
@@ -4984,16 +4984,16 @@
                                 <w:szCs w:val="18"/>
                                 <w:highlight w:val="yellow"/>
                               </w:rPr>
-                              <w:t>– Kansas</w:t>
-                            </w:r>
-                            <w:r>
-                              <w:rPr>
-                                <w:rFonts w:ascii="Zetta Serif Book" w:hAnsi="Zetta Serif Book"/>
-                                <w:color w:val="404040" w:themeColor="text1" w:themeTint="BF"/>
-                                <w:sz w:val="18"/>
-                                <w:szCs w:val="18"/>
-                              </w:rPr>
-                              <w:t xml:space="preserve"> Remodel Tax</w:t>
+                              <w:t/>
+                            </w:r>
+                            <w:r>
+                              <w:rPr>
+                                <w:rFonts w:ascii="Zetta Serif Book" w:hAnsi="Zetta Serif Book"/>
+                                <w:color w:val="404040" w:themeColor="text1" w:themeTint="BF"/>
+                                <w:sz w:val="18"/>
+                                <w:szCs w:val="18"/>
+                              </w:rPr>
+                              <w:t xml:space="preserve"/>
                             </w:r>
                           </w:p>
                           <w:p>
@@ -5018,16 +5018,16 @@
                                 <w:sz w:val="20"/>
                                 <w:szCs w:val="20"/>
                               </w:rPr>
-                              <w:t xml:space="preserve">$x </w:t>
-                            </w:r>
-                            <w:r>
-                              <w:rPr>
-                                <w:rFonts w:ascii="Zetta Serif Book" w:hAnsi="Zetta Serif Book"/>
-                                <w:color w:val="404040" w:themeColor="text1" w:themeTint="BF"/>
-                                <w:sz w:val="18"/>
-                                <w:szCs w:val="18"/>
-                              </w:rPr>
-                              <w:t>– Total</w:t>
+                              <w:t xml:space="preserve">{{total_formatted}} – Total</w:t>
+                            </w:r>
+                            <w:r>
+                              <w:rPr>
+                                <w:rFonts w:ascii="Zetta Serif Book" w:hAnsi="Zetta Serif Book"/>
+                                <w:color w:val="404040" w:themeColor="text1" w:themeTint="BF"/>
+                                <w:sz w:val="18"/>
+                                <w:szCs w:val="18"/>
+                              </w:rPr>
+                              <w:t/>
                             </w:r>
                           </w:p>
                           <w:p>
@@ -5623,34 +5623,34 @@
                           <w:sz w:val="20"/>
                           <w:szCs w:val="20"/>
                         </w:rPr>
-                        <w:t xml:space="preserve">$x </w:t>
-                      </w:r>
-                      <w:r>
-                        <w:rPr>
-                          <w:rFonts w:ascii="Zetta Serif Book" w:hAnsi="Zetta Serif Book"/>
-                          <w:color w:val="404040" w:themeColor="text1" w:themeTint="BF"/>
-                          <w:sz w:val="18"/>
-                          <w:szCs w:val="18"/>
-                        </w:rPr>
-                        <w:t xml:space="preserve">– </w:t>
-                      </w:r>
-                      <w:r>
-                        <w:rPr>
-                          <w:rFonts w:ascii="Zetta Serif Book" w:hAnsi="Zetta Serif Book"/>
-                          <w:color w:val="404040" w:themeColor="text1" w:themeTint="BF"/>
-                          <w:sz w:val="18"/>
-                          <w:szCs w:val="18"/>
-                        </w:rPr>
-                        <w:t>Sealed Concrete</w:t>
-                      </w:r>
-                      <w:r>
-                        <w:rPr>
-                          <w:rFonts w:ascii="Zetta Serif Book" w:hAnsi="Zetta Serif Book"/>
-                          <w:color w:val="404040" w:themeColor="text1" w:themeTint="BF"/>
-                          <w:sz w:val="18"/>
-                          <w:szCs w:val="18"/>
-                        </w:rPr>
-                        <w:t xml:space="preserve"> as described above </w:t>
+                        <w:t xml:space="preserve">{{base_bid_formatted}} – Sealed Concrete as described above {{base_tax_phrase}}</w:t>
+                      </w:r>
+                      <w:r>
+                        <w:rPr>
+                          <w:rFonts w:ascii="Zetta Serif Book" w:hAnsi="Zetta Serif Book"/>
+                          <w:color w:val="404040" w:themeColor="text1" w:themeTint="BF"/>
+                          <w:sz w:val="18"/>
+                          <w:szCs w:val="18"/>
+                        </w:rPr>
+                        <w:t xml:space="preserve"/>
+                      </w:r>
+                      <w:r>
+                        <w:rPr>
+                          <w:rFonts w:ascii="Zetta Serif Book" w:hAnsi="Zetta Serif Book"/>
+                          <w:color w:val="404040" w:themeColor="text1" w:themeTint="BF"/>
+                          <w:sz w:val="18"/>
+                          <w:szCs w:val="18"/>
+                        </w:rPr>
+                        <w:t/>
+                      </w:r>
+                      <w:r>
+                        <w:rPr>
+                          <w:rFonts w:ascii="Zetta Serif Book" w:hAnsi="Zetta Serif Book"/>
+                          <w:color w:val="404040" w:themeColor="text1" w:themeTint="BF"/>
+                          <w:sz w:val="18"/>
+                          <w:szCs w:val="18"/>
+                        </w:rPr>
+                        <w:t xml:space="preserve"/>
                       </w:r>
                       <w:r>
                         <w:rPr>
@@ -5661,7 +5661,7 @@
                           <w:sz w:val="18"/>
                           <w:szCs w:val="18"/>
                         </w:rPr>
-                        <w:t>(</w:t>
+                        <w:t/>
                       </w:r>
                       <w:r>
                         <w:rPr>
@@ -5672,7 +5672,7 @@
                           <w:sz w:val="17"/>
                           <w:szCs w:val="17"/>
                         </w:rPr>
-                        <w:t xml:space="preserve">material sales </w:t>
+                        <w:t xml:space="preserve"/>
                       </w:r>
                       <w:r>
                         <w:rPr>
@@ -5683,7 +5683,7 @@
                           <w:sz w:val="17"/>
                           <w:szCs w:val="17"/>
                         </w:rPr>
-                        <w:t>tax</w:t>
+                        <w:t/>
                       </w:r>
                       <w:r>
                         <w:rPr>
@@ -5694,7 +5694,7 @@
                           <w:sz w:val="18"/>
                           <w:szCs w:val="18"/>
                         </w:rPr>
-                        <w:t xml:space="preserve"> </w:t>
+                        <w:t xml:space="preserve"/>
                       </w:r>
                       <w:r>
                         <w:rPr>
@@ -5707,7 +5707,7 @@
                           <w:highlight w:val="yellow"/>
                           <w:u w:val="single"/>
                         </w:rPr>
-                        <w:t>IN</w:t>
+                        <w:t/>
                       </w:r>
                       <w:r>
                         <w:rPr>
@@ -5719,7 +5719,7 @@
                           <w:szCs w:val="18"/>
                           <w:highlight w:val="yellow"/>
                         </w:rPr>
-                        <w:t>CLUDED</w:t>
+                        <w:t/>
                       </w:r>
                       <w:r>
                         <w:rPr>
@@ -5730,7 +5730,7 @@
                           <w:sz w:val="18"/>
                           <w:szCs w:val="18"/>
                         </w:rPr>
-                        <w:t>)</w:t>
+                        <w:t/>
                       </w:r>
                     </w:p>
                     <w:p>
@@ -5756,7 +5756,7 @@
                           <w:szCs w:val="18"/>
                           <w:highlight w:val="yellow"/>
                         </w:rPr>
-                        <w:t>$</w:t>
+                        <w:t xml:space="preserve">{{material_tax_formatted}} – Material Sales Tax</w:t>
                       </w:r>
                       <w:r>
                         <w:rPr>
@@ -5766,7 +5766,7 @@
                           <w:szCs w:val="18"/>
                           <w:highlight w:val="yellow"/>
                         </w:rPr>
-                        <w:t xml:space="preserve">  </w:t>
+                        <w:t xml:space="preserve"/>
                       </w:r>
                       <w:r>
                         <w:rPr>
@@ -5776,7 +5776,7 @@
                           <w:szCs w:val="18"/>
                           <w:highlight w:val="yellow"/>
                         </w:rPr>
-                        <w:t>x –</w:t>
+                        <w:t/>
                       </w:r>
                       <w:r>
                         <w:rPr>
@@ -5786,7 +5786,7 @@
                           <w:szCs w:val="18"/>
                           <w:highlight w:val="yellow"/>
                         </w:rPr>
-                        <w:t xml:space="preserve"> </w:t>
+                        <w:t xml:space="preserve"/>
                       </w:r>
                       <w:r>
                         <w:rPr>
@@ -5796,7 +5796,7 @@
                           <w:szCs w:val="18"/>
                           <w:highlight w:val="yellow"/>
                         </w:rPr>
-                        <w:t>M</w:t>
+                        <w:t/>
                       </w:r>
                       <w:r>
                         <w:rPr>
@@ -5806,7 +5806,7 @@
                           <w:szCs w:val="18"/>
                           <w:highlight w:val="yellow"/>
                         </w:rPr>
-                        <w:t>a</w:t>
+                        <w:t/>
                       </w:r>
                       <w:r>
                         <w:rPr>
@@ -5816,16 +5816,16 @@
                           <w:szCs w:val="18"/>
                           <w:highlight w:val="yellow"/>
                         </w:rPr>
-                        <w:t>terial Sales</w:t>
-                      </w:r>
-                      <w:r>
-                        <w:rPr>
-                          <w:rFonts w:ascii="Zetta Serif Book" w:hAnsi="Zetta Serif Book"/>
-                          <w:color w:val="404040" w:themeColor="text1" w:themeTint="BF"/>
-                          <w:sz w:val="18"/>
-                          <w:szCs w:val="18"/>
-                        </w:rPr>
-                        <w:t xml:space="preserve"> Tax</w:t>
+                        <w:t/>
+                      </w:r>
+                      <w:r>
+                        <w:rPr>
+                          <w:rFonts w:ascii="Zetta Serif Book" w:hAnsi="Zetta Serif Book"/>
+                          <w:color w:val="404040" w:themeColor="text1" w:themeTint="BF"/>
+                          <w:sz w:val="18"/>
+                          <w:szCs w:val="18"/>
+                        </w:rPr>
+                        <w:t xml:space="preserve"/>
                       </w:r>
                     </w:p>
                     <w:p>
@@ -5852,7 +5852,7 @@
                           <w:highlight w:val="yellow"/>
                           <w:u w:val="single"/>
                         </w:rPr>
-                        <w:t>$</w:t>
+                        <w:t xml:space="preserve">{{tax_amount_formatted}} – Remodel Tax</w:t>
                       </w:r>
                       <w:r>
                         <w:rPr>
@@ -5863,7 +5863,7 @@
                           <w:highlight w:val="yellow"/>
                           <w:u w:val="single"/>
                         </w:rPr>
-                        <w:t xml:space="preserve">  </w:t>
+                        <w:t xml:space="preserve"/>
                       </w:r>
                       <w:r>
                         <w:rPr>
@@ -5874,7 +5874,7 @@
                           <w:highlight w:val="yellow"/>
                           <w:u w:val="single"/>
                         </w:rPr>
-                        <w:t xml:space="preserve">x </w:t>
+                        <w:t xml:space="preserve"/>
                       </w:r>
                       <w:r>
                         <w:rPr>
@@ -5884,16 +5884,16 @@
                           <w:szCs w:val="18"/>
                           <w:highlight w:val="yellow"/>
                         </w:rPr>
-                        <w:t>– Kansas</w:t>
-                      </w:r>
-                      <w:r>
-                        <w:rPr>
-                          <w:rFonts w:ascii="Zetta Serif Book" w:hAnsi="Zetta Serif Book"/>
-                          <w:color w:val="404040" w:themeColor="text1" w:themeTint="BF"/>
-                          <w:sz w:val="18"/>
-                          <w:szCs w:val="18"/>
-                        </w:rPr>
-                        <w:t xml:space="preserve"> Remodel Tax</w:t>
+                        <w:t/>
+                      </w:r>
+                      <w:r>
+                        <w:rPr>
+                          <w:rFonts w:ascii="Zetta Serif Book" w:hAnsi="Zetta Serif Book"/>
+                          <w:color w:val="404040" w:themeColor="text1" w:themeTint="BF"/>
+                          <w:sz w:val="18"/>
+                          <w:szCs w:val="18"/>
+                        </w:rPr>
+                        <w:t xml:space="preserve"/>
                       </w:r>
                     </w:p>
                     <w:p>
@@ -5918,16 +5918,16 @@
                           <w:sz w:val="20"/>
                           <w:szCs w:val="20"/>
                         </w:rPr>
-                        <w:t xml:space="preserve">$x </w:t>
-                      </w:r>
-                      <w:r>
-                        <w:rPr>
-                          <w:rFonts w:ascii="Zetta Serif Book" w:hAnsi="Zetta Serif Book"/>
-                          <w:color w:val="404040" w:themeColor="text1" w:themeTint="BF"/>
-                          <w:sz w:val="18"/>
-                          <w:szCs w:val="18"/>
-                        </w:rPr>
-                        <w:t>– Total</w:t>
+                        <w:t xml:space="preserve">{{total_formatted}} – Total</w:t>
+                      </w:r>
+                      <w:r>
+                        <w:rPr>
+                          <w:rFonts w:ascii="Zetta Serif Book" w:hAnsi="Zetta Serif Book"/>
+                          <w:color w:val="404040" w:themeColor="text1" w:themeTint="BF"/>
+                          <w:sz w:val="18"/>
+                          <w:szCs w:val="18"/>
+                        </w:rPr>
+                        <w:t/>
                       </w:r>
                     </w:p>
                     <w:p>

--- a/backend/templates/GC/xx TREADWELL SEALER PROPOSAL - xx.docx
+++ b/backend/templates/GC/xx TREADWELL SEALER PROPOSAL - xx.docx
@@ -1530,7 +1530,7 @@
                                 <w:szCs w:val="18"/>
                                 <w:highlight w:val="green"/>
                               </w:rPr>
-                              <w:t>P</w:t>
+                              <w:t xml:space="preserve"> {{scope_notes}}</w:t>
                             </w:r>
                             <w:r>
                               <w:rPr>
@@ -1540,7 +1540,7 @@
                                 <w:szCs w:val="18"/>
                                 <w:highlight w:val="green"/>
                               </w:rPr>
-                              <w:t>rep substrate (</w:t>
+                              <w:t/>
                             </w:r>
                             <w:r>
                               <w:rPr>
@@ -1550,7 +1550,7 @@
                                 <w:szCs w:val="16"/>
                                 <w:highlight w:val="green"/>
                               </w:rPr>
-                              <w:t xml:space="preserve">includes </w:t>
+                              <w:t xml:space="preserve"/>
                             </w:r>
                             <w:r>
                               <w:rPr>
@@ -1560,7 +1560,7 @@
                                 <w:szCs w:val="16"/>
                                 <w:highlight w:val="green"/>
                               </w:rPr>
-                              <w:t xml:space="preserve">patching of </w:t>
+                              <w:t xml:space="preserve"/>
                             </w:r>
                             <w:r>
                               <w:rPr>
@@ -1571,7 +1571,7 @@
                                 <w:highlight w:val="green"/>
                                 <w:u w:val="single"/>
                               </w:rPr>
-                              <w:t>minor</w:t>
+                              <w:t/>
                             </w:r>
                             <w:r>
                               <w:rPr>
@@ -1581,7 +1581,7 @@
                                 <w:szCs w:val="16"/>
                                 <w:highlight w:val="green"/>
                               </w:rPr>
-                              <w:t xml:space="preserve"> substrate defects i.e., cracks, divots, &amp; spall</w:t>
+                              <w:t xml:space="preserve"/>
                             </w:r>
                             <w:r>
                               <w:rPr>
@@ -1591,7 +1591,7 @@
                                 <w:szCs w:val="16"/>
                                 <w:highlight w:val="green"/>
                               </w:rPr>
-                              <w:t>s*</w:t>
+                              <w:t/>
                             </w:r>
                             <w:r>
                               <w:rPr>
@@ -1601,362 +1601,7 @@
                                 <w:szCs w:val="17"/>
                                 <w:highlight w:val="green"/>
                               </w:rPr>
-                              <w:t>)</w:t>
-                            </w:r>
-                          </w:p>
-                          <w:p>
-                            <w:pPr>
-                              <w:tabs>
-                                <w:tab w:val="left" w:pos="1080"/>
-                              </w:tabs>
-                              <w:spacing w:line="300" w:lineRule="auto"/>
-                              <w:rPr>
-                                <w:rFonts w:ascii="Zetta Serif Book" w:hAnsi="Zetta Serif Book"/>
-                                <w:color w:val="404040" w:themeColor="text1" w:themeTint="BF"/>
-                                <w:sz w:val="18"/>
-                                <w:szCs w:val="18"/>
-                              </w:rPr>
-                            </w:pPr>
-                            <w:r>
-                              <w:rPr>
-                                <w:rFonts w:ascii="Zetta Serif Book" w:hAnsi="Zetta Serif Book"/>
-                                <w:color w:val="404040" w:themeColor="text1" w:themeTint="BF"/>
-                                <w:sz w:val="18"/>
-                                <w:szCs w:val="18"/>
-                              </w:rPr>
-                              <w:tab/>
-                            </w:r>
-                            <w:r>
-                              <w:rPr>
-                                <w:rFonts w:ascii="Zetta Serif Book" w:hAnsi="Zetta Serif Book"/>
-                                <w:color w:val="404040" w:themeColor="text1" w:themeTint="BF"/>
-                                <w:sz w:val="18"/>
-                                <w:szCs w:val="18"/>
-                              </w:rPr>
-                              <w:t xml:space="preserve">Clean </w:t>
-                            </w:r>
-                            <w:r>
-                              <w:rPr>
-                                <w:rFonts w:ascii="Zetta Serif Book" w:hAnsi="Zetta Serif Book"/>
-                                <w:color w:val="404040" w:themeColor="text1" w:themeTint="BF"/>
-                                <w:sz w:val="18"/>
-                                <w:szCs w:val="18"/>
-                              </w:rPr>
-                              <w:t>C</w:t>
-                            </w:r>
-                            <w:r>
-                              <w:rPr>
-                                <w:rFonts w:ascii="Zetta Serif Book" w:hAnsi="Zetta Serif Book"/>
-                                <w:color w:val="404040" w:themeColor="text1" w:themeTint="BF"/>
-                                <w:sz w:val="18"/>
-                                <w:szCs w:val="18"/>
-                              </w:rPr>
-                              <w:t>oncrete</w:t>
-                            </w:r>
-                            <w:r>
-                              <w:rPr>
-                                <w:rFonts w:ascii="Zetta Serif Book" w:hAnsi="Zetta Serif Book"/>
-                                <w:color w:val="404040" w:themeColor="text1" w:themeTint="BF"/>
-                                <w:sz w:val="18"/>
-                                <w:szCs w:val="18"/>
-                              </w:rPr>
-                              <w:t>;</w:t>
-                            </w:r>
-                            <w:r>
-                              <w:rPr>
-                                <w:rFonts w:ascii="Zetta Serif Book" w:hAnsi="Zetta Serif Book"/>
-                                <w:color w:val="404040" w:themeColor="text1" w:themeTint="BF"/>
-                                <w:sz w:val="18"/>
-                                <w:szCs w:val="18"/>
-                              </w:rPr>
-                              <w:t xml:space="preserve"> </w:t>
-                            </w:r>
-                            <w:r>
-                              <w:rPr>
-                                <w:rFonts w:ascii="Zetta Serif Book" w:hAnsi="Zetta Serif Book"/>
-                                <w:color w:val="404040" w:themeColor="text1" w:themeTint="BF"/>
-                                <w:sz w:val="18"/>
-                                <w:szCs w:val="18"/>
-                                <w:highlight w:val="cyan"/>
-                              </w:rPr>
-                              <w:t>-</w:t>
-                            </w:r>
-                            <w:r>
-                              <w:rPr>
-                                <w:rFonts w:ascii="Zetta Serif Book" w:hAnsi="Zetta Serif Book"/>
-                                <w:i/>
-                                <w:color w:val="404040" w:themeColor="text1" w:themeTint="BF"/>
-                                <w:sz w:val="18"/>
-                                <w:szCs w:val="18"/>
-                                <w:highlight w:val="cyan"/>
-                              </w:rPr>
-                              <w:t>or</w:t>
-                            </w:r>
-                            <w:r>
-                              <w:rPr>
-                                <w:rFonts w:ascii="Zetta Serif Book" w:hAnsi="Zetta Serif Book"/>
-                                <w:color w:val="404040" w:themeColor="text1" w:themeTint="BF"/>
-                                <w:sz w:val="18"/>
-                                <w:szCs w:val="18"/>
-                                <w:highlight w:val="cyan"/>
-                              </w:rPr>
-                              <w:t>-</w:t>
-                            </w:r>
-                            <w:r>
-                              <w:rPr>
-                                <w:rFonts w:ascii="Zetta Serif Book" w:hAnsi="Zetta Serif Book"/>
-                                <w:color w:val="404040" w:themeColor="text1" w:themeTint="BF"/>
-                                <w:sz w:val="18"/>
-                                <w:szCs w:val="18"/>
-                              </w:rPr>
-                              <w:t xml:space="preserve"> Perform 1</w:t>
-                            </w:r>
-                            <w:r>
-                              <w:rPr>
-                                <w:rFonts w:ascii="Zetta Serif Book" w:hAnsi="Zetta Serif Book"/>
-                                <w:color w:val="404040" w:themeColor="text1" w:themeTint="BF"/>
-                                <w:sz w:val="18"/>
-                                <w:szCs w:val="18"/>
-                              </w:rPr>
-                              <w:t>-2</w:t>
-                            </w:r>
-                            <w:r>
-                              <w:rPr>
-                                <w:rFonts w:ascii="Zetta Serif Book" w:hAnsi="Zetta Serif Book"/>
-                                <w:color w:val="404040" w:themeColor="text1" w:themeTint="BF"/>
-                                <w:sz w:val="18"/>
-                                <w:szCs w:val="18"/>
-                              </w:rPr>
-                              <w:t xml:space="preserve"> pass</w:t>
-                            </w:r>
-                            <w:r>
-                              <w:rPr>
-                                <w:rFonts w:ascii="Zetta Serif Book" w:hAnsi="Zetta Serif Book"/>
-                                <w:color w:val="404040" w:themeColor="text1" w:themeTint="BF"/>
-                                <w:sz w:val="18"/>
-                                <w:szCs w:val="18"/>
-                              </w:rPr>
-                              <w:t>es</w:t>
-                            </w:r>
-                            <w:r>
-                              <w:rPr>
-                                <w:rFonts w:ascii="Zetta Serif Book" w:hAnsi="Zetta Serif Book"/>
-                                <w:color w:val="404040" w:themeColor="text1" w:themeTint="BF"/>
-                                <w:sz w:val="18"/>
-                                <w:szCs w:val="18"/>
-                              </w:rPr>
-                              <w:t xml:space="preserve"> with planetary grinder</w:t>
-                            </w:r>
-                            <w:r>
-                              <w:rPr>
-                                <w:rFonts w:ascii="Zetta Serif Book" w:hAnsi="Zetta Serif Book"/>
-                                <w:color w:val="404040" w:themeColor="text1" w:themeTint="BF"/>
-                                <w:sz w:val="18"/>
-                                <w:szCs w:val="18"/>
-                              </w:rPr>
-                              <w:t xml:space="preserve"> </w:t>
-                            </w:r>
-                            <w:r>
-                              <w:rPr>
-                                <w:rFonts w:ascii="Zetta Serif Book" w:hAnsi="Zetta Serif Book"/>
-                                <w:color w:val="404040" w:themeColor="text1" w:themeTint="BF"/>
-                                <w:sz w:val="18"/>
-                                <w:szCs w:val="18"/>
-                                <w:highlight w:val="cyan"/>
-                              </w:rPr>
-                              <w:t>-</w:t>
-                            </w:r>
-                            <w:r>
-                              <w:rPr>
-                                <w:rFonts w:ascii="Zetta Serif Book" w:hAnsi="Zetta Serif Book"/>
-                                <w:i/>
-                                <w:color w:val="404040" w:themeColor="text1" w:themeTint="BF"/>
-                                <w:sz w:val="18"/>
-                                <w:szCs w:val="18"/>
-                                <w:highlight w:val="cyan"/>
-                              </w:rPr>
-                              <w:t>or</w:t>
-                            </w:r>
-                            <w:r>
-                              <w:rPr>
-                                <w:rFonts w:ascii="Zetta Serif Book" w:hAnsi="Zetta Serif Book"/>
-                                <w:color w:val="404040" w:themeColor="text1" w:themeTint="BF"/>
-                                <w:sz w:val="18"/>
-                                <w:szCs w:val="18"/>
-                                <w:highlight w:val="cyan"/>
-                              </w:rPr>
-                              <w:t>-</w:t>
-                            </w:r>
-                            <w:r>
-                              <w:rPr>
-                                <w:rFonts w:ascii="Zetta Serif Book" w:hAnsi="Zetta Serif Book"/>
-                                <w:color w:val="404040" w:themeColor="text1" w:themeTint="BF"/>
-                                <w:sz w:val="18"/>
-                                <w:szCs w:val="18"/>
-                              </w:rPr>
-                              <w:t xml:space="preserve"> auto scrubber</w:t>
-                            </w:r>
-                          </w:p>
-                          <w:p>
-                            <w:pPr>
-                              <w:pStyle w:val="ListParagraph"/>
-                              <w:tabs>
-                                <w:tab w:val="left" w:pos="1080"/>
-                              </w:tabs>
-                              <w:spacing w:line="300" w:lineRule="auto"/>
-                              <w:ind w:left="288"/>
-                              <w:rPr>
-                                <w:rFonts w:ascii="Zetta Serif Book" w:hAnsi="Zetta Serif Book"/>
-                                <w:color w:val="404040" w:themeColor="text1" w:themeTint="BF"/>
-                                <w:sz w:val="18"/>
-                                <w:szCs w:val="18"/>
-                              </w:rPr>
-                            </w:pPr>
-                            <w:r>
-                              <w:rPr>
-                                <w:rFonts w:ascii="Zetta Serif Book" w:hAnsi="Zetta Serif Book"/>
-                                <w:color w:val="404040" w:themeColor="text1" w:themeTint="BF"/>
-                                <w:sz w:val="18"/>
-                                <w:szCs w:val="18"/>
-                              </w:rPr>
-                              <w:tab/>
-                            </w:r>
-                            <w:r>
-                              <w:rPr>
-                                <w:rFonts w:ascii="Zetta Serif Book" w:hAnsi="Zetta Serif Book"/>
-                                <w:color w:val="404040" w:themeColor="text1" w:themeTint="BF"/>
-                                <w:sz w:val="18"/>
-                                <w:szCs w:val="18"/>
-                              </w:rPr>
-                              <w:t xml:space="preserve">Apply [1 coat </w:t>
-                            </w:r>
-                            <w:r>
-                              <w:rPr>
-                                <w:rFonts w:ascii="Zetta Serif Book" w:hAnsi="Zetta Serif Book"/>
-                                <w:color w:val="404040" w:themeColor="text1" w:themeTint="BF"/>
-                                <w:sz w:val="18"/>
-                                <w:szCs w:val="18"/>
-                                <w:highlight w:val="cyan"/>
-                              </w:rPr>
-                              <w:t>-</w:t>
-                            </w:r>
-                            <w:r>
-                              <w:rPr>
-                                <w:rFonts w:ascii="Zetta Serif Book" w:hAnsi="Zetta Serif Book"/>
-                                <w:i/>
-                                <w:color w:val="404040" w:themeColor="text1" w:themeTint="BF"/>
-                                <w:sz w:val="18"/>
-                                <w:szCs w:val="18"/>
-                                <w:highlight w:val="cyan"/>
-                              </w:rPr>
-                              <w:t>or</w:t>
-                            </w:r>
-                            <w:r>
-                              <w:rPr>
-                                <w:rFonts w:ascii="Zetta Serif Book" w:hAnsi="Zetta Serif Book"/>
-                                <w:color w:val="404040" w:themeColor="text1" w:themeTint="BF"/>
-                                <w:sz w:val="18"/>
-                                <w:szCs w:val="18"/>
-                                <w:highlight w:val="cyan"/>
-                              </w:rPr>
-                              <w:t>-</w:t>
-                            </w:r>
-                            <w:r>
-                              <w:rPr>
-                                <w:rFonts w:ascii="Zetta Serif Book" w:hAnsi="Zetta Serif Book"/>
-                                <w:color w:val="404040" w:themeColor="text1" w:themeTint="BF"/>
-                                <w:sz w:val="18"/>
-                                <w:szCs w:val="18"/>
-                              </w:rPr>
-                              <w:t xml:space="preserve"> </w:t>
-                            </w:r>
-                            <w:r>
-                              <w:rPr>
-                                <w:rFonts w:ascii="Zetta Serif Book" w:hAnsi="Zetta Serif Book"/>
-                                <w:color w:val="404040" w:themeColor="text1" w:themeTint="BF"/>
-                                <w:sz w:val="18"/>
-                                <w:szCs w:val="18"/>
-                              </w:rPr>
-                              <w:t xml:space="preserve">up to </w:t>
-                            </w:r>
-                            <w:r>
-                              <w:rPr>
-                                <w:rFonts w:ascii="Zetta Serif Book" w:hAnsi="Zetta Serif Book"/>
-                                <w:color w:val="404040" w:themeColor="text1" w:themeTint="BF"/>
-                                <w:sz w:val="18"/>
-                                <w:szCs w:val="18"/>
-                              </w:rPr>
-                              <w:t>2 coats of</w:t>
-                            </w:r>
-                            <w:r>
-                              <w:rPr>
-                                <w:rFonts w:ascii="Zetta Serif Book" w:hAnsi="Zetta Serif Book"/>
-                                <w:color w:val="404040" w:themeColor="text1" w:themeTint="BF"/>
-                                <w:sz w:val="18"/>
-                                <w:szCs w:val="18"/>
-                              </w:rPr>
-                              <w:t xml:space="preserve"> clear concrete</w:t>
-                            </w:r>
-                            <w:r>
-                              <w:rPr>
-                                <w:rFonts w:ascii="Zetta Serif Book" w:hAnsi="Zetta Serif Book"/>
-                                <w:color w:val="404040" w:themeColor="text1" w:themeTint="BF"/>
-                                <w:sz w:val="18"/>
-                                <w:szCs w:val="18"/>
-                              </w:rPr>
-                              <w:t xml:space="preserve"> sealer</w:t>
-                            </w:r>
-                          </w:p>
-                          <w:p>
-                            <w:pPr>
-                              <w:pStyle w:val="ListParagraph"/>
-                              <w:tabs>
-                                <w:tab w:val="left" w:pos="1080"/>
-                              </w:tabs>
-                              <w:spacing w:line="300" w:lineRule="auto"/>
-                              <w:ind w:left="288"/>
-                              <w:rPr>
-                                <w:rFonts w:ascii="Zetta Serif Book" w:hAnsi="Zetta Serif Book"/>
-                                <w:color w:val="404040" w:themeColor="text1" w:themeTint="BF"/>
-                                <w:sz w:val="18"/>
-                                <w:szCs w:val="18"/>
-                              </w:rPr>
-                            </w:pPr>
-                            <w:r>
-                              <w:rPr>
-                                <w:rFonts w:ascii="Zetta Serif Book" w:hAnsi="Zetta Serif Book"/>
-                                <w:color w:val="404040" w:themeColor="text1" w:themeTint="BF"/>
-                                <w:sz w:val="18"/>
-                                <w:szCs w:val="18"/>
-                              </w:rPr>
-                              <w:tab/>
-                            </w:r>
-                            <w:r>
-                              <w:rPr>
-                                <w:rFonts w:ascii="Zetta Serif Book" w:hAnsi="Zetta Serif Book"/>
-                                <w:color w:val="404040" w:themeColor="text1" w:themeTint="BF"/>
-                                <w:sz w:val="18"/>
-                                <w:szCs w:val="18"/>
-                              </w:rPr>
-                              <w:t xml:space="preserve">Assumes </w:t>
-                            </w:r>
-                            <w:r>
-                              <w:rPr>
-                                <w:rFonts w:ascii="Zetta Serif Book" w:hAnsi="Zetta Serif Book"/>
-                                <w:color w:val="404040" w:themeColor="text1" w:themeTint="BF"/>
-                                <w:sz w:val="18"/>
-                                <w:szCs w:val="18"/>
-                              </w:rPr>
-                              <w:t>sealer</w:t>
-                            </w:r>
-                            <w:r>
-                              <w:rPr>
-                                <w:rFonts w:ascii="Zetta Serif Book" w:hAnsi="Zetta Serif Book"/>
-                                <w:color w:val="404040" w:themeColor="text1" w:themeTint="BF"/>
-                                <w:sz w:val="18"/>
-                                <w:szCs w:val="18"/>
-                              </w:rPr>
-                              <w:t xml:space="preserve"> over: clean, sound &amp; solid concrete substrate</w:t>
+                              <w:t/>
                             </w:r>
                           </w:p>
                           <w:p>
@@ -1994,25 +1639,25 @@
                                 <w:sz w:val="18"/>
                                 <w:szCs w:val="18"/>
                               </w:rPr>
-                              <w:t xml:space="preserve"> </w:t>
-                            </w:r>
-                            <w:r>
-                              <w:rPr>
-                                <w:rFonts w:ascii="Zetta Serif Book" w:hAnsi="Zetta Serif Book"/>
-                                <w:color w:val="404040" w:themeColor="text1" w:themeTint="BF"/>
-                                <w:sz w:val="18"/>
-                                <w:szCs w:val="18"/>
-                              </w:rPr>
-                              <w:t>[</w:t>
-                            </w:r>
-                            <w:r>
-                              <w:rPr>
-                                <w:rFonts w:ascii="Zetta Serif Book" w:hAnsi="Zetta Serif Book"/>
-                                <w:color w:val="404040" w:themeColor="text1" w:themeTint="BF"/>
-                                <w:sz w:val="18"/>
-                                <w:szCs w:val="18"/>
-                              </w:rPr>
-                              <w:t xml:space="preserve"> </w:t>
+                              <w:t xml:space="preserve"> {{schedule_notes}}</w:t>
+                            </w:r>
+                            <w:r>
+                              <w:rPr>
+                                <w:rFonts w:ascii="Zetta Serif Book" w:hAnsi="Zetta Serif Book"/>
+                                <w:color w:val="404040" w:themeColor="text1" w:themeTint="BF"/>
+                                <w:sz w:val="18"/>
+                                <w:szCs w:val="18"/>
+                              </w:rPr>
+                              <w:t/>
+                            </w:r>
+                            <w:r>
+                              <w:rPr>
+                                <w:rFonts w:ascii="Zetta Serif Book" w:hAnsi="Zetta Serif Book"/>
+                                <w:color w:val="404040" w:themeColor="text1" w:themeTint="BF"/>
+                                <w:sz w:val="18"/>
+                                <w:szCs w:val="18"/>
+                              </w:rPr>
+                              <w:t xml:space="preserve"/>
                             </w:r>
                             <w:r>
                               <w:rPr>
@@ -2023,7 +1668,7 @@
                                 <w:highlight w:val="yellow"/>
                                 <w:u w:val="single"/>
                               </w:rPr>
-                              <w:t>1</w:t>
+                              <w:t/>
                             </w:r>
                             <w:r>
                               <w:rPr>
@@ -2034,7 +1679,7 @@
                                 <w:highlight w:val="yellow"/>
                                 <w:u w:val="single"/>
                               </w:rPr>
-                              <w:t xml:space="preserve"> </w:t>
+                              <w:t xml:space="preserve"/>
                             </w:r>
                             <w:r>
                               <w:rPr>
@@ -2045,7 +1690,7 @@
                                 <w:highlight w:val="yellow"/>
                                 <w:u w:val="single"/>
                               </w:rPr>
-                              <w:t>mob/phase</w:t>
+                              <w:t/>
                             </w:r>
                             <w:r>
                               <w:rPr>
@@ -2054,25 +1699,25 @@
                                 <w:sz w:val="17"/>
                                 <w:szCs w:val="17"/>
                               </w:rPr>
-                              <w:t xml:space="preserve"> </w:t>
-                            </w:r>
-                            <w:r>
-                              <w:rPr>
-                                <w:rFonts w:ascii="Zetta Serif Book" w:hAnsi="Zetta Serif Book"/>
-                                <w:color w:val="404040" w:themeColor="text1" w:themeTint="BF"/>
-                                <w:sz w:val="18"/>
-                                <w:szCs w:val="18"/>
-                              </w:rPr>
-                              <w:t>]</w:t>
-                            </w:r>
-                            <w:r>
-                              <w:rPr>
-                                <w:rFonts w:ascii="Zetta Serif Book" w:hAnsi="Zetta Serif Book"/>
-                                <w:color w:val="404040" w:themeColor="text1" w:themeTint="BF"/>
-                                <w:sz w:val="18"/>
-                                <w:szCs w:val="18"/>
-                              </w:rPr>
-                              <w:t xml:space="preserve"> Assumes </w:t>
+                              <w:t xml:space="preserve"/>
+                            </w:r>
+                            <w:r>
+                              <w:rPr>
+                                <w:rFonts w:ascii="Zetta Serif Book" w:hAnsi="Zetta Serif Book"/>
+                                <w:color w:val="404040" w:themeColor="text1" w:themeTint="BF"/>
+                                <w:sz w:val="18"/>
+                                <w:szCs w:val="18"/>
+                              </w:rPr>
+                              <w:t/>
+                            </w:r>
+                            <w:r>
+                              <w:rPr>
+                                <w:rFonts w:ascii="Zetta Serif Book" w:hAnsi="Zetta Serif Book"/>
+                                <w:color w:val="404040" w:themeColor="text1" w:themeTint="BF"/>
+                                <w:sz w:val="18"/>
+                                <w:szCs w:val="18"/>
+                              </w:rPr>
+                              <w:t xml:space="preserve"/>
                             </w:r>
                             <w:r>
                               <w:rPr>
@@ -2083,16 +1728,16 @@
                                 <w:highlight w:val="yellow"/>
                                 <w:u w:val="single"/>
                               </w:rPr>
-                              <w:t>all</w:t>
-                            </w:r>
-                            <w:r>
-                              <w:rPr>
-                                <w:rFonts w:ascii="Zetta Serif Book" w:hAnsi="Zetta Serif Book"/>
-                                <w:color w:val="404040" w:themeColor="text1" w:themeTint="BF"/>
-                                <w:sz w:val="18"/>
-                                <w:szCs w:val="18"/>
-                              </w:rPr>
-                              <w:t xml:space="preserve"> areas </w:t>
+                              <w:t/>
+                            </w:r>
+                            <w:r>
+                              <w:rPr>
+                                <w:rFonts w:ascii="Zetta Serif Book" w:hAnsi="Zetta Serif Book"/>
+                                <w:color w:val="404040" w:themeColor="text1" w:themeTint="BF"/>
+                                <w:sz w:val="18"/>
+                                <w:szCs w:val="18"/>
+                              </w:rPr>
+                              <w:t xml:space="preserve"/>
                             </w:r>
                             <w:r>
                               <w:rPr>
@@ -2101,16 +1746,16 @@
                                 <w:sz w:val="17"/>
                                 <w:szCs w:val="17"/>
                               </w:rPr>
-                              <w:t>available</w:t>
-                            </w:r>
-                            <w:r>
-                              <w:rPr>
-                                <w:rFonts w:ascii="Zetta Serif Book" w:hAnsi="Zetta Serif Book"/>
-                                <w:color w:val="404040" w:themeColor="text1" w:themeTint="BF"/>
-                                <w:sz w:val="18"/>
-                                <w:szCs w:val="18"/>
-                              </w:rPr>
-                              <w:t xml:space="preserve"> </w:t>
+                              <w:t/>
+                            </w:r>
+                            <w:r>
+                              <w:rPr>
+                                <w:rFonts w:ascii="Zetta Serif Book" w:hAnsi="Zetta Serif Book"/>
+                                <w:color w:val="404040" w:themeColor="text1" w:themeTint="BF"/>
+                                <w:sz w:val="18"/>
+                                <w:szCs w:val="18"/>
+                              </w:rPr>
+                              <w:t xml:space="preserve"/>
                             </w:r>
                             <w:r>
                               <w:rPr>
@@ -2119,16 +1764,16 @@
                                 <w:sz w:val="17"/>
                                 <w:szCs w:val="17"/>
                               </w:rPr>
-                              <w:t>at</w:t>
-                            </w:r>
-                            <w:r>
-                              <w:rPr>
-                                <w:rFonts w:ascii="Zetta Serif Book" w:hAnsi="Zetta Serif Book"/>
-                                <w:color w:val="404040" w:themeColor="text1" w:themeTint="BF"/>
-                                <w:sz w:val="18"/>
-                                <w:szCs w:val="18"/>
-                              </w:rPr>
-                              <w:t xml:space="preserve"> one time,</w:t>
+                              <w:t/>
+                            </w:r>
+                            <w:r>
+                              <w:rPr>
+                                <w:rFonts w:ascii="Zetta Serif Book" w:hAnsi="Zetta Serif Book"/>
+                                <w:color w:val="404040" w:themeColor="text1" w:themeTint="BF"/>
+                                <w:sz w:val="18"/>
+                                <w:szCs w:val="18"/>
+                              </w:rPr>
+                              <w:t xml:space="preserve"/>
                             </w:r>
                             <w:r>
                               <w:rPr>
@@ -2137,16 +1782,16 @@
                                 <w:sz w:val="17"/>
                                 <w:szCs w:val="17"/>
                               </w:rPr>
-                              <w:t xml:space="preserve"> approx.</w:t>
-                            </w:r>
-                            <w:r>
-                              <w:rPr>
-                                <w:rFonts w:ascii="Zetta Serif Book" w:hAnsi="Zetta Serif Book"/>
-                                <w:color w:val="404040" w:themeColor="text1" w:themeTint="BF"/>
-                                <w:sz w:val="18"/>
-                                <w:szCs w:val="18"/>
-                              </w:rPr>
-                              <w:t xml:space="preserve"> </w:t>
+                              <w:t xml:space="preserve"/>
+                            </w:r>
+                            <w:r>
+                              <w:rPr>
+                                <w:rFonts w:ascii="Zetta Serif Book" w:hAnsi="Zetta Serif Book"/>
+                                <w:color w:val="404040" w:themeColor="text1" w:themeTint="BF"/>
+                                <w:sz w:val="18"/>
+                                <w:szCs w:val="18"/>
+                              </w:rPr>
+                              <w:t xml:space="preserve"/>
                             </w:r>
                             <w:r>
                               <w:rPr>
@@ -2156,16 +1801,16 @@
                                 <w:szCs w:val="18"/>
                                 <w:highlight w:val="yellow"/>
                               </w:rPr>
-                              <w:t>1week</w:t>
-                            </w:r>
-                            <w:r>
-                              <w:rPr>
-                                <w:rFonts w:ascii="Zetta Serif Book" w:hAnsi="Zetta Serif Book"/>
-                                <w:color w:val="404040" w:themeColor="text1" w:themeTint="BF"/>
-                                <w:sz w:val="18"/>
-                                <w:szCs w:val="18"/>
-                              </w:rPr>
-                              <w:t xml:space="preserve"> </w:t>
+                              <w:t/>
+                            </w:r>
+                            <w:r>
+                              <w:rPr>
+                                <w:rFonts w:ascii="Zetta Serif Book" w:hAnsi="Zetta Serif Book"/>
+                                <w:color w:val="404040" w:themeColor="text1" w:themeTint="BF"/>
+                                <w:sz w:val="18"/>
+                                <w:szCs w:val="18"/>
+                              </w:rPr>
+                              <w:t xml:space="preserve"/>
                             </w:r>
                             <w:r>
                               <w:rPr>
@@ -2174,7 +1819,7 @@
                                 <w:sz w:val="17"/>
                                 <w:szCs w:val="17"/>
                               </w:rPr>
-                              <w:t>to</w:t>
+                              <w:t/>
                             </w:r>
                             <w:r>
                               <w:rPr>
@@ -2183,7 +1828,7 @@
                                 <w:sz w:val="17"/>
                                 <w:szCs w:val="17"/>
                               </w:rPr>
-                              <w:t xml:space="preserve"> complete full scope</w:t>
+                              <w:t xml:space="preserve"/>
                             </w:r>
                           </w:p>
                           <w:p>
@@ -2221,7 +1866,7 @@
                                 <w:sz w:val="18"/>
                                 <w:szCs w:val="18"/>
                               </w:rPr>
-                              <w:t xml:space="preserve"> </w:t>
+                              <w:t xml:space="preserve"> {{exclusions}}</w:t>
                             </w:r>
                             <w:r>
                               <w:rPr>
@@ -2231,16 +1876,16 @@
                                 <w:szCs w:val="18"/>
                                 <w:highlight w:val="green"/>
                               </w:rPr>
-                              <w:t>Patching</w:t>
-                            </w:r>
-                            <w:r>
-                              <w:rPr>
-                                <w:rFonts w:ascii="Zetta Serif Book" w:hAnsi="Zetta Serif Book"/>
-                                <w:color w:val="404040" w:themeColor="text1" w:themeTint="BF"/>
-                                <w:sz w:val="18"/>
-                                <w:szCs w:val="18"/>
-                              </w:rPr>
-                              <w:t xml:space="preserve">, </w:t>
+                              <w:t/>
+                            </w:r>
+                            <w:r>
+                              <w:rPr>
+                                <w:rFonts w:ascii="Zetta Serif Book" w:hAnsi="Zetta Serif Book"/>
+                                <w:color w:val="404040" w:themeColor="text1" w:themeTint="BF"/>
+                                <w:sz w:val="18"/>
+                                <w:szCs w:val="18"/>
+                              </w:rPr>
+                              <w:t xml:space="preserve"/>
                             </w:r>
                             <w:r>
                               <w:rPr>
@@ -2250,16 +1895,16 @@
                                 <w:szCs w:val="18"/>
                                 <w:highlight w:val="cyan"/>
                               </w:rPr>
-                              <w:t>Grinding</w:t>
-                            </w:r>
-                            <w:r>
-                              <w:rPr>
-                                <w:rFonts w:ascii="Zetta Serif Book" w:hAnsi="Zetta Serif Book"/>
-                                <w:color w:val="404040" w:themeColor="text1" w:themeTint="BF"/>
-                                <w:sz w:val="18"/>
-                                <w:szCs w:val="18"/>
-                              </w:rPr>
-                              <w:t xml:space="preserve">, </w:t>
+                              <w:t/>
+                            </w:r>
+                            <w:r>
+                              <w:rPr>
+                                <w:rFonts w:ascii="Zetta Serif Book" w:hAnsi="Zetta Serif Book"/>
+                                <w:color w:val="404040" w:themeColor="text1" w:themeTint="BF"/>
+                                <w:sz w:val="18"/>
+                                <w:szCs w:val="18"/>
+                              </w:rPr>
+                              <w:t xml:space="preserve"/>
                             </w:r>
                             <w:r>
                               <w:rPr>
@@ -2269,7 +1914,7 @@
                                 <w:szCs w:val="18"/>
                                 <w:highlight w:val="yellow"/>
                               </w:rPr>
-                              <w:t>Joint Filler (</w:t>
+                              <w:t/>
                             </w:r>
                             <w:r>
                               <w:rPr>
@@ -2279,7 +1924,7 @@
                                 <w:szCs w:val="16"/>
                                 <w:highlight w:val="yellow"/>
                               </w:rPr>
-                              <w:t>see option</w:t>
+                              <w:t/>
                             </w:r>
                             <w:r>
                               <w:rPr>
@@ -2289,70 +1934,70 @@
                                 <w:szCs w:val="18"/>
                                 <w:highlight w:val="yellow"/>
                               </w:rPr>
-                              <w:t>)</w:t>
-                            </w:r>
-                            <w:r>
-                              <w:rPr>
-                                <w:rFonts w:ascii="Zetta Serif Book" w:hAnsi="Zetta Serif Book"/>
-                                <w:color w:val="404040" w:themeColor="text1" w:themeTint="BF"/>
-                                <w:sz w:val="18"/>
-                                <w:szCs w:val="18"/>
-                              </w:rPr>
-                              <w:t xml:space="preserve">, </w:t>
-                            </w:r>
-                            <w:r>
-                              <w:rPr>
-                                <w:rFonts w:ascii="Zetta Serif Book" w:hAnsi="Zetta Serif Book"/>
-                                <w:color w:val="404040" w:themeColor="text1" w:themeTint="BF"/>
-                                <w:sz w:val="18"/>
-                                <w:szCs w:val="18"/>
-                              </w:rPr>
-                              <w:t>Polish</w:t>
-                            </w:r>
-                            <w:r>
-                              <w:rPr>
-                                <w:rFonts w:ascii="Zetta Serif Book" w:hAnsi="Zetta Serif Book"/>
-                                <w:color w:val="404040" w:themeColor="text1" w:themeTint="BF"/>
-                                <w:sz w:val="18"/>
-                                <w:szCs w:val="18"/>
-                              </w:rPr>
-                              <w:t>ing of</w:t>
-                            </w:r>
-                            <w:r>
-                              <w:rPr>
-                                <w:rFonts w:ascii="Zetta Serif Book" w:hAnsi="Zetta Serif Book"/>
-                                <w:color w:val="404040" w:themeColor="text1" w:themeTint="BF"/>
-                                <w:sz w:val="18"/>
-                                <w:szCs w:val="18"/>
-                              </w:rPr>
-                              <w:t xml:space="preserve"> Concrete</w:t>
-                            </w:r>
-                            <w:r>
-                              <w:rPr>
-                                <w:rFonts w:ascii="Zetta Serif Book" w:hAnsi="Zetta Serif Book"/>
-                                <w:color w:val="404040" w:themeColor="text1" w:themeTint="BF"/>
-                                <w:sz w:val="18"/>
-                                <w:szCs w:val="18"/>
-                              </w:rPr>
-                              <w:t xml:space="preserve">, </w:t>
-                            </w:r>
-                            <w:r>
-                              <w:rPr>
-                                <w:rFonts w:ascii="Zetta Serif Book" w:hAnsi="Zetta Serif Book"/>
-                                <w:color w:val="404040" w:themeColor="text1" w:themeTint="BF"/>
-                                <w:sz w:val="18"/>
-                                <w:szCs w:val="18"/>
-                              </w:rPr>
-                              <w:t xml:space="preserve">Cove </w:t>
-                            </w:r>
-                            <w:r>
-                              <w:rPr>
-                                <w:rFonts w:ascii="Zetta Serif Book" w:hAnsi="Zetta Serif Book"/>
-                                <w:color w:val="404040" w:themeColor="text1" w:themeTint="BF"/>
-                                <w:sz w:val="18"/>
-                                <w:szCs w:val="18"/>
-                              </w:rPr>
-                              <w:t xml:space="preserve">Base, Dye, Demo </w:t>
+                              <w:t/>
+                            </w:r>
+                            <w:r>
+                              <w:rPr>
+                                <w:rFonts w:ascii="Zetta Serif Book" w:hAnsi="Zetta Serif Book"/>
+                                <w:color w:val="404040" w:themeColor="text1" w:themeTint="BF"/>
+                                <w:sz w:val="18"/>
+                                <w:szCs w:val="18"/>
+                              </w:rPr>
+                              <w:t xml:space="preserve"/>
+                            </w:r>
+                            <w:r>
+                              <w:rPr>
+                                <w:rFonts w:ascii="Zetta Serif Book" w:hAnsi="Zetta Serif Book"/>
+                                <w:color w:val="404040" w:themeColor="text1" w:themeTint="BF"/>
+                                <w:sz w:val="18"/>
+                                <w:szCs w:val="18"/>
+                              </w:rPr>
+                              <w:t/>
+                            </w:r>
+                            <w:r>
+                              <w:rPr>
+                                <w:rFonts w:ascii="Zetta Serif Book" w:hAnsi="Zetta Serif Book"/>
+                                <w:color w:val="404040" w:themeColor="text1" w:themeTint="BF"/>
+                                <w:sz w:val="18"/>
+                                <w:szCs w:val="18"/>
+                              </w:rPr>
+                              <w:t/>
+                            </w:r>
+                            <w:r>
+                              <w:rPr>
+                                <w:rFonts w:ascii="Zetta Serif Book" w:hAnsi="Zetta Serif Book"/>
+                                <w:color w:val="404040" w:themeColor="text1" w:themeTint="BF"/>
+                                <w:sz w:val="18"/>
+                                <w:szCs w:val="18"/>
+                              </w:rPr>
+                              <w:t xml:space="preserve"/>
+                            </w:r>
+                            <w:r>
+                              <w:rPr>
+                                <w:rFonts w:ascii="Zetta Serif Book" w:hAnsi="Zetta Serif Book"/>
+                                <w:color w:val="404040" w:themeColor="text1" w:themeTint="BF"/>
+                                <w:sz w:val="18"/>
+                                <w:szCs w:val="18"/>
+                              </w:rPr>
+                              <w:t xml:space="preserve"/>
+                            </w:r>
+                            <w:r>
+                              <w:rPr>
+                                <w:rFonts w:ascii="Zetta Serif Book" w:hAnsi="Zetta Serif Book"/>
+                                <w:color w:val="404040" w:themeColor="text1" w:themeTint="BF"/>
+                                <w:sz w:val="18"/>
+                                <w:szCs w:val="18"/>
+                              </w:rPr>
+                              <w:t xml:space="preserve"/>
+                            </w:r>
+                            <w:r>
+                              <w:rPr>
+                                <w:rFonts w:ascii="Zetta Serif Book" w:hAnsi="Zetta Serif Book"/>
+                                <w:color w:val="404040" w:themeColor="text1" w:themeTint="BF"/>
+                                <w:sz w:val="18"/>
+                                <w:szCs w:val="18"/>
+                              </w:rPr>
+                              <w:t xml:space="preserve"/>
                             </w:r>
                             <w:r>
                               <w:rPr>
@@ -2361,7 +2006,7 @@
                                 <w:sz w:val="17"/>
                                 <w:szCs w:val="17"/>
                               </w:rPr>
-                              <w:t>of Existing Floor/Glue/Etc.</w:t>
+                              <w:t/>
                             </w:r>
                             <w:r>
                               <w:rPr>
@@ -2370,7 +2015,7 @@
                                 <w:sz w:val="17"/>
                                 <w:szCs w:val="17"/>
                               </w:rPr>
-                              <w:t xml:space="preserve"> </w:t>
+                              <w:t xml:space="preserve"/>
                             </w:r>
                             <w:r>
                               <w:rPr>
@@ -2381,7 +2026,7 @@
                                 <w:sz w:val="17"/>
                                 <w:szCs w:val="17"/>
                               </w:rPr>
-                              <w:t>(</w:t>
+                              <w:t/>
                             </w:r>
                             <w:r>
                               <w:rPr>
@@ -2393,7 +2038,7 @@
                                 <w:szCs w:val="16"/>
                                 <w:highlight w:val="green"/>
                               </w:rPr>
-                              <w:t>new slab</w:t>
+                              <w:t/>
                             </w:r>
                             <w:r>
                               <w:rPr>
@@ -2404,16 +2049,16 @@
                                 <w:sz w:val="17"/>
                                 <w:szCs w:val="17"/>
                               </w:rPr>
-                              <w:t>)</w:t>
-                            </w:r>
-                            <w:r>
-                              <w:rPr>
-                                <w:rFonts w:ascii="Zetta Serif Book" w:hAnsi="Zetta Serif Book"/>
-                                <w:color w:val="404040" w:themeColor="text1" w:themeTint="BF"/>
-                                <w:sz w:val="18"/>
-                                <w:szCs w:val="18"/>
-                              </w:rPr>
-                              <w:t xml:space="preserve">, </w:t>
+                              <w:t/>
+                            </w:r>
+                            <w:r>
+                              <w:rPr>
+                                <w:rFonts w:ascii="Zetta Serif Book" w:hAnsi="Zetta Serif Book"/>
+                                <w:color w:val="404040" w:themeColor="text1" w:themeTint="BF"/>
+                                <w:sz w:val="18"/>
+                                <w:szCs w:val="18"/>
+                              </w:rPr>
+                              <w:t xml:space="preserve"/>
                             </w:r>
                             <w:r>
                               <w:rPr>
@@ -2423,16 +2068,16 @@
                                 <w:szCs w:val="18"/>
                                 <w:highlight w:val="green"/>
                               </w:rPr>
-                              <w:t>Excessive Patching</w:t>
-                            </w:r>
-                            <w:r>
-                              <w:rPr>
-                                <w:rFonts w:ascii="Zetta Serif Book" w:hAnsi="Zetta Serif Book"/>
-                                <w:color w:val="404040" w:themeColor="text1" w:themeTint="BF"/>
-                                <w:sz w:val="18"/>
-                                <w:szCs w:val="18"/>
-                              </w:rPr>
-                              <w:t xml:space="preserve"> </w:t>
+                              <w:t/>
+                            </w:r>
+                            <w:r>
+                              <w:rPr>
+                                <w:rFonts w:ascii="Zetta Serif Book" w:hAnsi="Zetta Serif Book"/>
+                                <w:color w:val="404040" w:themeColor="text1" w:themeTint="BF"/>
+                                <w:sz w:val="18"/>
+                                <w:szCs w:val="18"/>
+                              </w:rPr>
+                              <w:t xml:space="preserve"/>
                             </w:r>
                             <w:r>
                               <w:rPr>
@@ -2442,25 +2087,25 @@
                                 <w:szCs w:val="18"/>
                                 <w:highlight w:val="cyan"/>
                               </w:rPr>
-                              <w:t>/ Grinding</w:t>
-                            </w:r>
-                            <w:r>
-                              <w:rPr>
-                                <w:rFonts w:ascii="Zetta Serif Book" w:hAnsi="Zetta Serif Book"/>
-                                <w:color w:val="404040" w:themeColor="text1" w:themeTint="BF"/>
-                                <w:sz w:val="18"/>
-                                <w:szCs w:val="18"/>
-                              </w:rPr>
-                              <w:t xml:space="preserve"> </w:t>
-                            </w:r>
-                            <w:r>
-                              <w:rPr>
-                                <w:rFonts w:ascii="Zetta Serif Book" w:hAnsi="Zetta Serif Book"/>
-                                <w:color w:val="404040" w:themeColor="text1" w:themeTint="BF"/>
-                                <w:sz w:val="18"/>
-                                <w:szCs w:val="18"/>
-                              </w:rPr>
-                              <w:t>(</w:t>
+                              <w:t/>
+                            </w:r>
+                            <w:r>
+                              <w:rPr>
+                                <w:rFonts w:ascii="Zetta Serif Book" w:hAnsi="Zetta Serif Book"/>
+                                <w:color w:val="404040" w:themeColor="text1" w:themeTint="BF"/>
+                                <w:sz w:val="18"/>
+                                <w:szCs w:val="18"/>
+                              </w:rPr>
+                              <w:t xml:space="preserve"/>
+                            </w:r>
+                            <w:r>
+                              <w:rPr>
+                                <w:rFonts w:ascii="Zetta Serif Book" w:hAnsi="Zetta Serif Book"/>
+                                <w:color w:val="404040" w:themeColor="text1" w:themeTint="BF"/>
+                                <w:sz w:val="18"/>
+                                <w:szCs w:val="18"/>
+                              </w:rPr>
+                              <w:t/>
                             </w:r>
                             <w:r>
                               <w:rPr>
@@ -2469,7 +2114,7 @@
                                 <w:sz w:val="16"/>
                                 <w:szCs w:val="16"/>
                               </w:rPr>
-                              <w:t>no more than 1 bag per 1,000 sf, s</w:t>
+                              <w:t/>
                             </w:r>
                             <w:r>
                               <w:rPr>
@@ -2478,43 +2123,43 @@
                                 <w:sz w:val="16"/>
                                 <w:szCs w:val="16"/>
                               </w:rPr>
-                              <w:t>ee exclusion detail below*</w:t>
-                            </w:r>
-                            <w:r>
-                              <w:rPr>
-                                <w:rFonts w:ascii="Zetta Serif Book" w:hAnsi="Zetta Serif Book"/>
-                                <w:color w:val="404040" w:themeColor="text1" w:themeTint="BF"/>
-                                <w:sz w:val="18"/>
-                                <w:szCs w:val="18"/>
-                              </w:rPr>
-                              <w:t>)</w:t>
-                            </w:r>
-                            <w:r>
-                              <w:rPr>
-                                <w:rFonts w:ascii="Zetta Serif Book" w:hAnsi="Zetta Serif Book"/>
-                                <w:color w:val="404040" w:themeColor="text1" w:themeTint="BF"/>
-                                <w:sz w:val="18"/>
-                                <w:szCs w:val="18"/>
-                              </w:rPr>
-                              <w:t>, Mock-Up</w:t>
-                            </w:r>
-                            <w:r>
-                              <w:rPr>
-                                <w:rFonts w:ascii="Zetta Serif Book" w:hAnsi="Zetta Serif Book"/>
-                                <w:color w:val="404040" w:themeColor="text1" w:themeTint="BF"/>
-                                <w:sz w:val="18"/>
-                                <w:szCs w:val="18"/>
-                              </w:rPr>
-                              <w:t>,</w:t>
-                            </w:r>
-                            <w:r>
-                              <w:rPr>
-                                <w:rFonts w:ascii="Zetta Serif Book" w:hAnsi="Zetta Serif Book"/>
-                                <w:color w:val="404040" w:themeColor="text1" w:themeTint="BF"/>
-                                <w:sz w:val="18"/>
-                                <w:szCs w:val="18"/>
-                              </w:rPr>
-                              <w:t xml:space="preserve"> </w:t>
+                              <w:t/>
+                            </w:r>
+                            <w:r>
+                              <w:rPr>
+                                <w:rFonts w:ascii="Zetta Serif Book" w:hAnsi="Zetta Serif Book"/>
+                                <w:color w:val="404040" w:themeColor="text1" w:themeTint="BF"/>
+                                <w:sz w:val="18"/>
+                                <w:szCs w:val="18"/>
+                              </w:rPr>
+                              <w:t/>
+                            </w:r>
+                            <w:r>
+                              <w:rPr>
+                                <w:rFonts w:ascii="Zetta Serif Book" w:hAnsi="Zetta Serif Book"/>
+                                <w:color w:val="404040" w:themeColor="text1" w:themeTint="BF"/>
+                                <w:sz w:val="18"/>
+                                <w:szCs w:val="18"/>
+                              </w:rPr>
+                              <w:t/>
+                            </w:r>
+                            <w:r>
+                              <w:rPr>
+                                <w:rFonts w:ascii="Zetta Serif Book" w:hAnsi="Zetta Serif Book"/>
+                                <w:color w:val="404040" w:themeColor="text1" w:themeTint="BF"/>
+                                <w:sz w:val="18"/>
+                                <w:szCs w:val="18"/>
+                              </w:rPr>
+                              <w:t/>
+                            </w:r>
+                            <w:r>
+                              <w:rPr>
+                                <w:rFonts w:ascii="Zetta Serif Book" w:hAnsi="Zetta Serif Book"/>
+                                <w:color w:val="404040" w:themeColor="text1" w:themeTint="BF"/>
+                                <w:sz w:val="18"/>
+                                <w:szCs w:val="18"/>
+                              </w:rPr>
+                              <w:t xml:space="preserve"/>
                             </w:r>
                             <w:r>
                               <w:rPr>
@@ -2524,16 +2169,16 @@
                                 <w:szCs w:val="18"/>
                                 <w:highlight w:val="yellow"/>
                               </w:rPr>
-                              <w:t>Nights &amp; Weekends</w:t>
-                            </w:r>
-                            <w:r>
-                              <w:rPr>
-                                <w:rFonts w:ascii="Zetta Serif Book" w:hAnsi="Zetta Serif Book"/>
-                                <w:color w:val="404040" w:themeColor="text1" w:themeTint="BF"/>
-                                <w:sz w:val="18"/>
-                                <w:szCs w:val="18"/>
-                              </w:rPr>
-                              <w:t xml:space="preserve">, </w:t>
+                              <w:t/>
+                            </w:r>
+                            <w:r>
+                              <w:rPr>
+                                <w:rFonts w:ascii="Zetta Serif Book" w:hAnsi="Zetta Serif Book"/>
+                                <w:color w:val="404040" w:themeColor="text1" w:themeTint="BF"/>
+                                <w:sz w:val="18"/>
+                                <w:szCs w:val="18"/>
+                              </w:rPr>
+                              <w:t xml:space="preserve"/>
                             </w:r>
                             <w:r>
                               <w:rPr>
@@ -2543,7 +2188,7 @@
                                 <w:szCs w:val="18"/>
                                 <w:highlight w:val="yellow"/>
                               </w:rPr>
-                              <w:t>Removal of Existing Joint Filler (</w:t>
+                              <w:t/>
                             </w:r>
                             <w:r>
                               <w:rPr>
@@ -2553,16 +2198,16 @@
                                 <w:szCs w:val="16"/>
                                 <w:highlight w:val="yellow"/>
                               </w:rPr>
-                              <w:t>if any</w:t>
-                            </w:r>
-                            <w:r>
-                              <w:rPr>
-                                <w:rFonts w:ascii="Zetta Serif Book" w:hAnsi="Zetta Serif Book"/>
-                                <w:color w:val="404040" w:themeColor="text1" w:themeTint="BF"/>
-                                <w:sz w:val="18"/>
-                                <w:szCs w:val="18"/>
-                              </w:rPr>
-                              <w:t>)</w:t>
+                              <w:t/>
+                            </w:r>
+                            <w:r>
+                              <w:rPr>
+                                <w:rFonts w:ascii="Zetta Serif Book" w:hAnsi="Zetta Serif Book"/>
+                                <w:color w:val="404040" w:themeColor="text1" w:themeTint="BF"/>
+                                <w:sz w:val="18"/>
+                                <w:szCs w:val="18"/>
+                              </w:rPr>
+                              <w:t/>
                             </w:r>
                           </w:p>
                           <w:p>
@@ -3341,7 +2986,7 @@
                           <w:szCs w:val="18"/>
                           <w:highlight w:val="green"/>
                         </w:rPr>
-                        <w:t>P</w:t>
+                        <w:t xml:space="preserve"> {{scope_notes}}</w:t>
                       </w:r>
                       <w:r>
                         <w:rPr>
@@ -3351,7 +2996,7 @@
                           <w:szCs w:val="18"/>
                           <w:highlight w:val="green"/>
                         </w:rPr>
-                        <w:t>rep substrate (</w:t>
+                        <w:t/>
                       </w:r>
                       <w:r>
                         <w:rPr>
@@ -3361,7 +3006,7 @@
                           <w:szCs w:val="16"/>
                           <w:highlight w:val="green"/>
                         </w:rPr>
-                        <w:t xml:space="preserve">includes </w:t>
+                        <w:t xml:space="preserve"/>
                       </w:r>
                       <w:r>
                         <w:rPr>
@@ -3371,7 +3016,7 @@
                           <w:szCs w:val="16"/>
                           <w:highlight w:val="green"/>
                         </w:rPr>
-                        <w:t xml:space="preserve">patching of </w:t>
+                        <w:t xml:space="preserve"/>
                       </w:r>
                       <w:r>
                         <w:rPr>
@@ -3382,7 +3027,7 @@
                           <w:highlight w:val="green"/>
                           <w:u w:val="single"/>
                         </w:rPr>
-                        <w:t>minor</w:t>
+                        <w:t/>
                       </w:r>
                       <w:r>
                         <w:rPr>
@@ -3392,7 +3037,7 @@
                           <w:szCs w:val="16"/>
                           <w:highlight w:val="green"/>
                         </w:rPr>
-                        <w:t xml:space="preserve"> substrate defects i.e., cracks, divots, &amp; spall</w:t>
+                        <w:t xml:space="preserve"/>
                       </w:r>
                       <w:r>
                         <w:rPr>
@@ -3402,7 +3047,7 @@
                           <w:szCs w:val="16"/>
                           <w:highlight w:val="green"/>
                         </w:rPr>
-                        <w:t>s*</w:t>
+                        <w:t/>
                       </w:r>
                       <w:r>
                         <w:rPr>
@@ -3412,362 +3057,7 @@
                           <w:szCs w:val="17"/>
                           <w:highlight w:val="green"/>
                         </w:rPr>
-                        <w:t>)</w:t>
-                      </w:r>
-                    </w:p>
-                    <w:p>
-                      <w:pPr>
-                        <w:tabs>
-                          <w:tab w:val="left" w:pos="1080"/>
-                        </w:tabs>
-                        <w:spacing w:line="300" w:lineRule="auto"/>
-                        <w:rPr>
-                          <w:rFonts w:ascii="Zetta Serif Book" w:hAnsi="Zetta Serif Book"/>
-                          <w:color w:val="404040" w:themeColor="text1" w:themeTint="BF"/>
-                          <w:sz w:val="18"/>
-                          <w:szCs w:val="18"/>
-                        </w:rPr>
-                      </w:pPr>
-                      <w:r>
-                        <w:rPr>
-                          <w:rFonts w:ascii="Zetta Serif Book" w:hAnsi="Zetta Serif Book"/>
-                          <w:color w:val="404040" w:themeColor="text1" w:themeTint="BF"/>
-                          <w:sz w:val="18"/>
-                          <w:szCs w:val="18"/>
-                        </w:rPr>
-                        <w:tab/>
-                      </w:r>
-                      <w:r>
-                        <w:rPr>
-                          <w:rFonts w:ascii="Zetta Serif Book" w:hAnsi="Zetta Serif Book"/>
-                          <w:color w:val="404040" w:themeColor="text1" w:themeTint="BF"/>
-                          <w:sz w:val="18"/>
-                          <w:szCs w:val="18"/>
-                        </w:rPr>
-                        <w:t xml:space="preserve">Clean </w:t>
-                      </w:r>
-                      <w:r>
-                        <w:rPr>
-                          <w:rFonts w:ascii="Zetta Serif Book" w:hAnsi="Zetta Serif Book"/>
-                          <w:color w:val="404040" w:themeColor="text1" w:themeTint="BF"/>
-                          <w:sz w:val="18"/>
-                          <w:szCs w:val="18"/>
-                        </w:rPr>
-                        <w:t>C</w:t>
-                      </w:r>
-                      <w:r>
-                        <w:rPr>
-                          <w:rFonts w:ascii="Zetta Serif Book" w:hAnsi="Zetta Serif Book"/>
-                          <w:color w:val="404040" w:themeColor="text1" w:themeTint="BF"/>
-                          <w:sz w:val="18"/>
-                          <w:szCs w:val="18"/>
-                        </w:rPr>
-                        <w:t>oncrete</w:t>
-                      </w:r>
-                      <w:r>
-                        <w:rPr>
-                          <w:rFonts w:ascii="Zetta Serif Book" w:hAnsi="Zetta Serif Book"/>
-                          <w:color w:val="404040" w:themeColor="text1" w:themeTint="BF"/>
-                          <w:sz w:val="18"/>
-                          <w:szCs w:val="18"/>
-                        </w:rPr>
-                        <w:t>;</w:t>
-                      </w:r>
-                      <w:r>
-                        <w:rPr>
-                          <w:rFonts w:ascii="Zetta Serif Book" w:hAnsi="Zetta Serif Book"/>
-                          <w:color w:val="404040" w:themeColor="text1" w:themeTint="BF"/>
-                          <w:sz w:val="18"/>
-                          <w:szCs w:val="18"/>
-                        </w:rPr>
-                        <w:t xml:space="preserve"> </w:t>
-                      </w:r>
-                      <w:r>
-                        <w:rPr>
-                          <w:rFonts w:ascii="Zetta Serif Book" w:hAnsi="Zetta Serif Book"/>
-                          <w:color w:val="404040" w:themeColor="text1" w:themeTint="BF"/>
-                          <w:sz w:val="18"/>
-                          <w:szCs w:val="18"/>
-                          <w:highlight w:val="cyan"/>
-                        </w:rPr>
-                        <w:t>-</w:t>
-                      </w:r>
-                      <w:r>
-                        <w:rPr>
-                          <w:rFonts w:ascii="Zetta Serif Book" w:hAnsi="Zetta Serif Book"/>
-                          <w:i/>
-                          <w:color w:val="404040" w:themeColor="text1" w:themeTint="BF"/>
-                          <w:sz w:val="18"/>
-                          <w:szCs w:val="18"/>
-                          <w:highlight w:val="cyan"/>
-                        </w:rPr>
-                        <w:t>or</w:t>
-                      </w:r>
-                      <w:r>
-                        <w:rPr>
-                          <w:rFonts w:ascii="Zetta Serif Book" w:hAnsi="Zetta Serif Book"/>
-                          <w:color w:val="404040" w:themeColor="text1" w:themeTint="BF"/>
-                          <w:sz w:val="18"/>
-                          <w:szCs w:val="18"/>
-                          <w:highlight w:val="cyan"/>
-                        </w:rPr>
-                        <w:t>-</w:t>
-                      </w:r>
-                      <w:r>
-                        <w:rPr>
-                          <w:rFonts w:ascii="Zetta Serif Book" w:hAnsi="Zetta Serif Book"/>
-                          <w:color w:val="404040" w:themeColor="text1" w:themeTint="BF"/>
-                          <w:sz w:val="18"/>
-                          <w:szCs w:val="18"/>
-                        </w:rPr>
-                        <w:t xml:space="preserve"> Perform 1</w:t>
-                      </w:r>
-                      <w:r>
-                        <w:rPr>
-                          <w:rFonts w:ascii="Zetta Serif Book" w:hAnsi="Zetta Serif Book"/>
-                          <w:color w:val="404040" w:themeColor="text1" w:themeTint="BF"/>
-                          <w:sz w:val="18"/>
-                          <w:szCs w:val="18"/>
-                        </w:rPr>
-                        <w:t>-2</w:t>
-                      </w:r>
-                      <w:r>
-                        <w:rPr>
-                          <w:rFonts w:ascii="Zetta Serif Book" w:hAnsi="Zetta Serif Book"/>
-                          <w:color w:val="404040" w:themeColor="text1" w:themeTint="BF"/>
-                          <w:sz w:val="18"/>
-                          <w:szCs w:val="18"/>
-                        </w:rPr>
-                        <w:t xml:space="preserve"> pass</w:t>
-                      </w:r>
-                      <w:r>
-                        <w:rPr>
-                          <w:rFonts w:ascii="Zetta Serif Book" w:hAnsi="Zetta Serif Book"/>
-                          <w:color w:val="404040" w:themeColor="text1" w:themeTint="BF"/>
-                          <w:sz w:val="18"/>
-                          <w:szCs w:val="18"/>
-                        </w:rPr>
-                        <w:t>es</w:t>
-                      </w:r>
-                      <w:r>
-                        <w:rPr>
-                          <w:rFonts w:ascii="Zetta Serif Book" w:hAnsi="Zetta Serif Book"/>
-                          <w:color w:val="404040" w:themeColor="text1" w:themeTint="BF"/>
-                          <w:sz w:val="18"/>
-                          <w:szCs w:val="18"/>
-                        </w:rPr>
-                        <w:t xml:space="preserve"> with planetary grinder</w:t>
-                      </w:r>
-                      <w:r>
-                        <w:rPr>
-                          <w:rFonts w:ascii="Zetta Serif Book" w:hAnsi="Zetta Serif Book"/>
-                          <w:color w:val="404040" w:themeColor="text1" w:themeTint="BF"/>
-                          <w:sz w:val="18"/>
-                          <w:szCs w:val="18"/>
-                        </w:rPr>
-                        <w:t xml:space="preserve"> </w:t>
-                      </w:r>
-                      <w:r>
-                        <w:rPr>
-                          <w:rFonts w:ascii="Zetta Serif Book" w:hAnsi="Zetta Serif Book"/>
-                          <w:color w:val="404040" w:themeColor="text1" w:themeTint="BF"/>
-                          <w:sz w:val="18"/>
-                          <w:szCs w:val="18"/>
-                          <w:highlight w:val="cyan"/>
-                        </w:rPr>
-                        <w:t>-</w:t>
-                      </w:r>
-                      <w:r>
-                        <w:rPr>
-                          <w:rFonts w:ascii="Zetta Serif Book" w:hAnsi="Zetta Serif Book"/>
-                          <w:i/>
-                          <w:color w:val="404040" w:themeColor="text1" w:themeTint="BF"/>
-                          <w:sz w:val="18"/>
-                          <w:szCs w:val="18"/>
-                          <w:highlight w:val="cyan"/>
-                        </w:rPr>
-                        <w:t>or</w:t>
-                      </w:r>
-                      <w:r>
-                        <w:rPr>
-                          <w:rFonts w:ascii="Zetta Serif Book" w:hAnsi="Zetta Serif Book"/>
-                          <w:color w:val="404040" w:themeColor="text1" w:themeTint="BF"/>
-                          <w:sz w:val="18"/>
-                          <w:szCs w:val="18"/>
-                          <w:highlight w:val="cyan"/>
-                        </w:rPr>
-                        <w:t>-</w:t>
-                      </w:r>
-                      <w:r>
-                        <w:rPr>
-                          <w:rFonts w:ascii="Zetta Serif Book" w:hAnsi="Zetta Serif Book"/>
-                          <w:color w:val="404040" w:themeColor="text1" w:themeTint="BF"/>
-                          <w:sz w:val="18"/>
-                          <w:szCs w:val="18"/>
-                        </w:rPr>
-                        <w:t xml:space="preserve"> auto scrubber</w:t>
-                      </w:r>
-                    </w:p>
-                    <w:p>
-                      <w:pPr>
-                        <w:pStyle w:val="ListParagraph"/>
-                        <w:tabs>
-                          <w:tab w:val="left" w:pos="1080"/>
-                        </w:tabs>
-                        <w:spacing w:line="300" w:lineRule="auto"/>
-                        <w:ind w:left="288"/>
-                        <w:rPr>
-                          <w:rFonts w:ascii="Zetta Serif Book" w:hAnsi="Zetta Serif Book"/>
-                          <w:color w:val="404040" w:themeColor="text1" w:themeTint="BF"/>
-                          <w:sz w:val="18"/>
-                          <w:szCs w:val="18"/>
-                        </w:rPr>
-                      </w:pPr>
-                      <w:r>
-                        <w:rPr>
-                          <w:rFonts w:ascii="Zetta Serif Book" w:hAnsi="Zetta Serif Book"/>
-                          <w:color w:val="404040" w:themeColor="text1" w:themeTint="BF"/>
-                          <w:sz w:val="18"/>
-                          <w:szCs w:val="18"/>
-                        </w:rPr>
-                        <w:tab/>
-                      </w:r>
-                      <w:r>
-                        <w:rPr>
-                          <w:rFonts w:ascii="Zetta Serif Book" w:hAnsi="Zetta Serif Book"/>
-                          <w:color w:val="404040" w:themeColor="text1" w:themeTint="BF"/>
-                          <w:sz w:val="18"/>
-                          <w:szCs w:val="18"/>
-                        </w:rPr>
-                        <w:t xml:space="preserve">Apply [1 coat </w:t>
-                      </w:r>
-                      <w:r>
-                        <w:rPr>
-                          <w:rFonts w:ascii="Zetta Serif Book" w:hAnsi="Zetta Serif Book"/>
-                          <w:color w:val="404040" w:themeColor="text1" w:themeTint="BF"/>
-                          <w:sz w:val="18"/>
-                          <w:szCs w:val="18"/>
-                          <w:highlight w:val="cyan"/>
-                        </w:rPr>
-                        <w:t>-</w:t>
-                      </w:r>
-                      <w:r>
-                        <w:rPr>
-                          <w:rFonts w:ascii="Zetta Serif Book" w:hAnsi="Zetta Serif Book"/>
-                          <w:i/>
-                          <w:color w:val="404040" w:themeColor="text1" w:themeTint="BF"/>
-                          <w:sz w:val="18"/>
-                          <w:szCs w:val="18"/>
-                          <w:highlight w:val="cyan"/>
-                        </w:rPr>
-                        <w:t>or</w:t>
-                      </w:r>
-                      <w:r>
-                        <w:rPr>
-                          <w:rFonts w:ascii="Zetta Serif Book" w:hAnsi="Zetta Serif Book"/>
-                          <w:color w:val="404040" w:themeColor="text1" w:themeTint="BF"/>
-                          <w:sz w:val="18"/>
-                          <w:szCs w:val="18"/>
-                          <w:highlight w:val="cyan"/>
-                        </w:rPr>
-                        <w:t>-</w:t>
-                      </w:r>
-                      <w:r>
-                        <w:rPr>
-                          <w:rFonts w:ascii="Zetta Serif Book" w:hAnsi="Zetta Serif Book"/>
-                          <w:color w:val="404040" w:themeColor="text1" w:themeTint="BF"/>
-                          <w:sz w:val="18"/>
-                          <w:szCs w:val="18"/>
-                        </w:rPr>
-                        <w:t xml:space="preserve"> </w:t>
-                      </w:r>
-                      <w:r>
-                        <w:rPr>
-                          <w:rFonts w:ascii="Zetta Serif Book" w:hAnsi="Zetta Serif Book"/>
-                          <w:color w:val="404040" w:themeColor="text1" w:themeTint="BF"/>
-                          <w:sz w:val="18"/>
-                          <w:szCs w:val="18"/>
-                        </w:rPr>
-                        <w:t xml:space="preserve">up to </w:t>
-                      </w:r>
-                      <w:r>
-                        <w:rPr>
-                          <w:rFonts w:ascii="Zetta Serif Book" w:hAnsi="Zetta Serif Book"/>
-                          <w:color w:val="404040" w:themeColor="text1" w:themeTint="BF"/>
-                          <w:sz w:val="18"/>
-                          <w:szCs w:val="18"/>
-                        </w:rPr>
-                        <w:t>2 coats of</w:t>
-                      </w:r>
-                      <w:r>
-                        <w:rPr>
-                          <w:rFonts w:ascii="Zetta Serif Book" w:hAnsi="Zetta Serif Book"/>
-                          <w:color w:val="404040" w:themeColor="text1" w:themeTint="BF"/>
-                          <w:sz w:val="18"/>
-                          <w:szCs w:val="18"/>
-                        </w:rPr>
-                        <w:t xml:space="preserve"> clear concrete</w:t>
-                      </w:r>
-                      <w:r>
-                        <w:rPr>
-                          <w:rFonts w:ascii="Zetta Serif Book" w:hAnsi="Zetta Serif Book"/>
-                          <w:color w:val="404040" w:themeColor="text1" w:themeTint="BF"/>
-                          <w:sz w:val="18"/>
-                          <w:szCs w:val="18"/>
-                        </w:rPr>
-                        <w:t xml:space="preserve"> sealer</w:t>
-                      </w:r>
-                    </w:p>
-                    <w:p>
-                      <w:pPr>
-                        <w:pStyle w:val="ListParagraph"/>
-                        <w:tabs>
-                          <w:tab w:val="left" w:pos="1080"/>
-                        </w:tabs>
-                        <w:spacing w:line="300" w:lineRule="auto"/>
-                        <w:ind w:left="288"/>
-                        <w:rPr>
-                          <w:rFonts w:ascii="Zetta Serif Book" w:hAnsi="Zetta Serif Book"/>
-                          <w:color w:val="404040" w:themeColor="text1" w:themeTint="BF"/>
-                          <w:sz w:val="18"/>
-                          <w:szCs w:val="18"/>
-                        </w:rPr>
-                      </w:pPr>
-                      <w:r>
-                        <w:rPr>
-                          <w:rFonts w:ascii="Zetta Serif Book" w:hAnsi="Zetta Serif Book"/>
-                          <w:color w:val="404040" w:themeColor="text1" w:themeTint="BF"/>
-                          <w:sz w:val="18"/>
-                          <w:szCs w:val="18"/>
-                        </w:rPr>
-                        <w:tab/>
-                      </w:r>
-                      <w:r>
-                        <w:rPr>
-                          <w:rFonts w:ascii="Zetta Serif Book" w:hAnsi="Zetta Serif Book"/>
-                          <w:color w:val="404040" w:themeColor="text1" w:themeTint="BF"/>
-                          <w:sz w:val="18"/>
-                          <w:szCs w:val="18"/>
-                        </w:rPr>
-                        <w:t xml:space="preserve">Assumes </w:t>
-                      </w:r>
-                      <w:r>
-                        <w:rPr>
-                          <w:rFonts w:ascii="Zetta Serif Book" w:hAnsi="Zetta Serif Book"/>
-                          <w:color w:val="404040" w:themeColor="text1" w:themeTint="BF"/>
-                          <w:sz w:val="18"/>
-                          <w:szCs w:val="18"/>
-                        </w:rPr>
-                        <w:t>sealer</w:t>
-                      </w:r>
-                      <w:r>
-                        <w:rPr>
-                          <w:rFonts w:ascii="Zetta Serif Book" w:hAnsi="Zetta Serif Book"/>
-                          <w:color w:val="404040" w:themeColor="text1" w:themeTint="BF"/>
-                          <w:sz w:val="18"/>
-                          <w:szCs w:val="18"/>
-                        </w:rPr>
-                        <w:t xml:space="preserve"> over: clean, sound &amp; solid concrete substrate</w:t>
+                        <w:t/>
                       </w:r>
                     </w:p>
                     <w:p>
@@ -3805,25 +3095,25 @@
                           <w:sz w:val="18"/>
                           <w:szCs w:val="18"/>
                         </w:rPr>
-                        <w:t xml:space="preserve"> </w:t>
-                      </w:r>
-                      <w:r>
-                        <w:rPr>
-                          <w:rFonts w:ascii="Zetta Serif Book" w:hAnsi="Zetta Serif Book"/>
-                          <w:color w:val="404040" w:themeColor="text1" w:themeTint="BF"/>
-                          <w:sz w:val="18"/>
-                          <w:szCs w:val="18"/>
-                        </w:rPr>
-                        <w:t>[</w:t>
-                      </w:r>
-                      <w:r>
-                        <w:rPr>
-                          <w:rFonts w:ascii="Zetta Serif Book" w:hAnsi="Zetta Serif Book"/>
-                          <w:color w:val="404040" w:themeColor="text1" w:themeTint="BF"/>
-                          <w:sz w:val="18"/>
-                          <w:szCs w:val="18"/>
-                        </w:rPr>
-                        <w:t xml:space="preserve"> </w:t>
+                        <w:t xml:space="preserve"> {{schedule_notes}}</w:t>
+                      </w:r>
+                      <w:r>
+                        <w:rPr>
+                          <w:rFonts w:ascii="Zetta Serif Book" w:hAnsi="Zetta Serif Book"/>
+                          <w:color w:val="404040" w:themeColor="text1" w:themeTint="BF"/>
+                          <w:sz w:val="18"/>
+                          <w:szCs w:val="18"/>
+                        </w:rPr>
+                        <w:t/>
+                      </w:r>
+                      <w:r>
+                        <w:rPr>
+                          <w:rFonts w:ascii="Zetta Serif Book" w:hAnsi="Zetta Serif Book"/>
+                          <w:color w:val="404040" w:themeColor="text1" w:themeTint="BF"/>
+                          <w:sz w:val="18"/>
+                          <w:szCs w:val="18"/>
+                        </w:rPr>
+                        <w:t xml:space="preserve"/>
                       </w:r>
                       <w:r>
                         <w:rPr>
@@ -3834,7 +3124,7 @@
                           <w:highlight w:val="yellow"/>
                           <w:u w:val="single"/>
                         </w:rPr>
-                        <w:t>1</w:t>
+                        <w:t/>
                       </w:r>
                       <w:r>
                         <w:rPr>
@@ -3845,7 +3135,7 @@
                           <w:highlight w:val="yellow"/>
                           <w:u w:val="single"/>
                         </w:rPr>
-                        <w:t xml:space="preserve"> </w:t>
+                        <w:t xml:space="preserve"/>
                       </w:r>
                       <w:r>
                         <w:rPr>
@@ -3856,7 +3146,7 @@
                           <w:highlight w:val="yellow"/>
                           <w:u w:val="single"/>
                         </w:rPr>
-                        <w:t>mob/phase</w:t>
+                        <w:t/>
                       </w:r>
                       <w:r>
                         <w:rPr>
@@ -3865,25 +3155,25 @@
                           <w:sz w:val="17"/>
                           <w:szCs w:val="17"/>
                         </w:rPr>
-                        <w:t xml:space="preserve"> </w:t>
-                      </w:r>
-                      <w:r>
-                        <w:rPr>
-                          <w:rFonts w:ascii="Zetta Serif Book" w:hAnsi="Zetta Serif Book"/>
-                          <w:color w:val="404040" w:themeColor="text1" w:themeTint="BF"/>
-                          <w:sz w:val="18"/>
-                          <w:szCs w:val="18"/>
-                        </w:rPr>
-                        <w:t>]</w:t>
-                      </w:r>
-                      <w:r>
-                        <w:rPr>
-                          <w:rFonts w:ascii="Zetta Serif Book" w:hAnsi="Zetta Serif Book"/>
-                          <w:color w:val="404040" w:themeColor="text1" w:themeTint="BF"/>
-                          <w:sz w:val="18"/>
-                          <w:szCs w:val="18"/>
-                        </w:rPr>
-                        <w:t xml:space="preserve"> Assumes </w:t>
+                        <w:t xml:space="preserve"/>
+                      </w:r>
+                      <w:r>
+                        <w:rPr>
+                          <w:rFonts w:ascii="Zetta Serif Book" w:hAnsi="Zetta Serif Book"/>
+                          <w:color w:val="404040" w:themeColor="text1" w:themeTint="BF"/>
+                          <w:sz w:val="18"/>
+                          <w:szCs w:val="18"/>
+                        </w:rPr>
+                        <w:t/>
+                      </w:r>
+                      <w:r>
+                        <w:rPr>
+                          <w:rFonts w:ascii="Zetta Serif Book" w:hAnsi="Zetta Serif Book"/>
+                          <w:color w:val="404040" w:themeColor="text1" w:themeTint="BF"/>
+                          <w:sz w:val="18"/>
+                          <w:szCs w:val="18"/>
+                        </w:rPr>
+                        <w:t xml:space="preserve"/>
                       </w:r>
                       <w:r>
                         <w:rPr>
@@ -3894,16 +3184,16 @@
                           <w:highlight w:val="yellow"/>
                           <w:u w:val="single"/>
                         </w:rPr>
-                        <w:t>all</w:t>
-                      </w:r>
-                      <w:r>
-                        <w:rPr>
-                          <w:rFonts w:ascii="Zetta Serif Book" w:hAnsi="Zetta Serif Book"/>
-                          <w:color w:val="404040" w:themeColor="text1" w:themeTint="BF"/>
-                          <w:sz w:val="18"/>
-                          <w:szCs w:val="18"/>
-                        </w:rPr>
-                        <w:t xml:space="preserve"> areas </w:t>
+                        <w:t/>
+                      </w:r>
+                      <w:r>
+                        <w:rPr>
+                          <w:rFonts w:ascii="Zetta Serif Book" w:hAnsi="Zetta Serif Book"/>
+                          <w:color w:val="404040" w:themeColor="text1" w:themeTint="BF"/>
+                          <w:sz w:val="18"/>
+                          <w:szCs w:val="18"/>
+                        </w:rPr>
+                        <w:t xml:space="preserve"/>
                       </w:r>
                       <w:r>
                         <w:rPr>
@@ -3912,16 +3202,16 @@
                           <w:sz w:val="17"/>
                           <w:szCs w:val="17"/>
                         </w:rPr>
-                        <w:t>available</w:t>
-                      </w:r>
-                      <w:r>
-                        <w:rPr>
-                          <w:rFonts w:ascii="Zetta Serif Book" w:hAnsi="Zetta Serif Book"/>
-                          <w:color w:val="404040" w:themeColor="text1" w:themeTint="BF"/>
-                          <w:sz w:val="18"/>
-                          <w:szCs w:val="18"/>
-                        </w:rPr>
-                        <w:t xml:space="preserve"> </w:t>
+                        <w:t/>
+                      </w:r>
+                      <w:r>
+                        <w:rPr>
+                          <w:rFonts w:ascii="Zetta Serif Book" w:hAnsi="Zetta Serif Book"/>
+                          <w:color w:val="404040" w:themeColor="text1" w:themeTint="BF"/>
+                          <w:sz w:val="18"/>
+                          <w:szCs w:val="18"/>
+                        </w:rPr>
+                        <w:t xml:space="preserve"/>
                       </w:r>
                       <w:r>
                         <w:rPr>
@@ -3930,16 +3220,16 @@
                           <w:sz w:val="17"/>
                           <w:szCs w:val="17"/>
                         </w:rPr>
-                        <w:t>at</w:t>
-                      </w:r>
-                      <w:r>
-                        <w:rPr>
-                          <w:rFonts w:ascii="Zetta Serif Book" w:hAnsi="Zetta Serif Book"/>
-                          <w:color w:val="404040" w:themeColor="text1" w:themeTint="BF"/>
-                          <w:sz w:val="18"/>
-                          <w:szCs w:val="18"/>
-                        </w:rPr>
-                        <w:t xml:space="preserve"> one time,</w:t>
+                        <w:t/>
+                      </w:r>
+                      <w:r>
+                        <w:rPr>
+                          <w:rFonts w:ascii="Zetta Serif Book" w:hAnsi="Zetta Serif Book"/>
+                          <w:color w:val="404040" w:themeColor="text1" w:themeTint="BF"/>
+                          <w:sz w:val="18"/>
+                          <w:szCs w:val="18"/>
+                        </w:rPr>
+                        <w:t xml:space="preserve"/>
                       </w:r>
                       <w:r>
                         <w:rPr>
@@ -3948,16 +3238,16 @@
                           <w:sz w:val="17"/>
                           <w:szCs w:val="17"/>
                         </w:rPr>
-                        <w:t xml:space="preserve"> approx.</w:t>
-                      </w:r>
-                      <w:r>
-                        <w:rPr>
-                          <w:rFonts w:ascii="Zetta Serif Book" w:hAnsi="Zetta Serif Book"/>
-                          <w:color w:val="404040" w:themeColor="text1" w:themeTint="BF"/>
-                          <w:sz w:val="18"/>
-                          <w:szCs w:val="18"/>
-                        </w:rPr>
-                        <w:t xml:space="preserve"> </w:t>
+                        <w:t xml:space="preserve"/>
+                      </w:r>
+                      <w:r>
+                        <w:rPr>
+                          <w:rFonts w:ascii="Zetta Serif Book" w:hAnsi="Zetta Serif Book"/>
+                          <w:color w:val="404040" w:themeColor="text1" w:themeTint="BF"/>
+                          <w:sz w:val="18"/>
+                          <w:szCs w:val="18"/>
+                        </w:rPr>
+                        <w:t xml:space="preserve"/>
                       </w:r>
                       <w:r>
                         <w:rPr>
@@ -3967,16 +3257,16 @@
                           <w:szCs w:val="18"/>
                           <w:highlight w:val="yellow"/>
                         </w:rPr>
-                        <w:t>1week</w:t>
-                      </w:r>
-                      <w:r>
-                        <w:rPr>
-                          <w:rFonts w:ascii="Zetta Serif Book" w:hAnsi="Zetta Serif Book"/>
-                          <w:color w:val="404040" w:themeColor="text1" w:themeTint="BF"/>
-                          <w:sz w:val="18"/>
-                          <w:szCs w:val="18"/>
-                        </w:rPr>
-                        <w:t xml:space="preserve"> </w:t>
+                        <w:t/>
+                      </w:r>
+                      <w:r>
+                        <w:rPr>
+                          <w:rFonts w:ascii="Zetta Serif Book" w:hAnsi="Zetta Serif Book"/>
+                          <w:color w:val="404040" w:themeColor="text1" w:themeTint="BF"/>
+                          <w:sz w:val="18"/>
+                          <w:szCs w:val="18"/>
+                        </w:rPr>
+                        <w:t xml:space="preserve"/>
                       </w:r>
                       <w:r>
                         <w:rPr>
@@ -3985,7 +3275,7 @@
                           <w:sz w:val="17"/>
                           <w:szCs w:val="17"/>
                         </w:rPr>
-                        <w:t>to</w:t>
+                        <w:t/>
                       </w:r>
                       <w:r>
                         <w:rPr>
@@ -3994,7 +3284,7 @@
                           <w:sz w:val="17"/>
                           <w:szCs w:val="17"/>
                         </w:rPr>
-                        <w:t xml:space="preserve"> complete full scope</w:t>
+                        <w:t xml:space="preserve"/>
                       </w:r>
                     </w:p>
                     <w:p>
@@ -4032,7 +3322,7 @@
                           <w:sz w:val="18"/>
                           <w:szCs w:val="18"/>
                         </w:rPr>
-                        <w:t xml:space="preserve"> </w:t>
+                        <w:t xml:space="preserve"> {{exclusions}}</w:t>
                       </w:r>
                       <w:r>
                         <w:rPr>
@@ -4042,16 +3332,16 @@
                           <w:szCs w:val="18"/>
                           <w:highlight w:val="green"/>
                         </w:rPr>
-                        <w:t>Patching</w:t>
-                      </w:r>
-                      <w:r>
-                        <w:rPr>
-                          <w:rFonts w:ascii="Zetta Serif Book" w:hAnsi="Zetta Serif Book"/>
-                          <w:color w:val="404040" w:themeColor="text1" w:themeTint="BF"/>
-                          <w:sz w:val="18"/>
-                          <w:szCs w:val="18"/>
-                        </w:rPr>
-                        <w:t xml:space="preserve">, </w:t>
+                        <w:t/>
+                      </w:r>
+                      <w:r>
+                        <w:rPr>
+                          <w:rFonts w:ascii="Zetta Serif Book" w:hAnsi="Zetta Serif Book"/>
+                          <w:color w:val="404040" w:themeColor="text1" w:themeTint="BF"/>
+                          <w:sz w:val="18"/>
+                          <w:szCs w:val="18"/>
+                        </w:rPr>
+                        <w:t xml:space="preserve"/>
                       </w:r>
                       <w:r>
                         <w:rPr>
@@ -4061,16 +3351,16 @@
                           <w:szCs w:val="18"/>
                           <w:highlight w:val="cyan"/>
                         </w:rPr>
-                        <w:t>Grinding</w:t>
-                      </w:r>
-                      <w:r>
-                        <w:rPr>
-                          <w:rFonts w:ascii="Zetta Serif Book" w:hAnsi="Zetta Serif Book"/>
-                          <w:color w:val="404040" w:themeColor="text1" w:themeTint="BF"/>
-                          <w:sz w:val="18"/>
-                          <w:szCs w:val="18"/>
-                        </w:rPr>
-                        <w:t xml:space="preserve">, </w:t>
+                        <w:t/>
+                      </w:r>
+                      <w:r>
+                        <w:rPr>
+                          <w:rFonts w:ascii="Zetta Serif Book" w:hAnsi="Zetta Serif Book"/>
+                          <w:color w:val="404040" w:themeColor="text1" w:themeTint="BF"/>
+                          <w:sz w:val="18"/>
+                          <w:szCs w:val="18"/>
+                        </w:rPr>
+                        <w:t xml:space="preserve"/>
                       </w:r>
                       <w:r>
                         <w:rPr>
@@ -4080,7 +3370,7 @@
                           <w:szCs w:val="18"/>
                           <w:highlight w:val="yellow"/>
                         </w:rPr>
-                        <w:t>Joint Filler (</w:t>
+                        <w:t/>
                       </w:r>
                       <w:r>
                         <w:rPr>
@@ -4090,7 +3380,7 @@
                           <w:szCs w:val="16"/>
                           <w:highlight w:val="yellow"/>
                         </w:rPr>
-                        <w:t>see option</w:t>
+                        <w:t/>
                       </w:r>
                       <w:r>
                         <w:rPr>
@@ -4100,70 +3390,70 @@
                           <w:szCs w:val="18"/>
                           <w:highlight w:val="yellow"/>
                         </w:rPr>
-                        <w:t>)</w:t>
-                      </w:r>
-                      <w:r>
-                        <w:rPr>
-                          <w:rFonts w:ascii="Zetta Serif Book" w:hAnsi="Zetta Serif Book"/>
-                          <w:color w:val="404040" w:themeColor="text1" w:themeTint="BF"/>
-                          <w:sz w:val="18"/>
-                          <w:szCs w:val="18"/>
-                        </w:rPr>
-                        <w:t xml:space="preserve">, </w:t>
-                      </w:r>
-                      <w:r>
-                        <w:rPr>
-                          <w:rFonts w:ascii="Zetta Serif Book" w:hAnsi="Zetta Serif Book"/>
-                          <w:color w:val="404040" w:themeColor="text1" w:themeTint="BF"/>
-                          <w:sz w:val="18"/>
-                          <w:szCs w:val="18"/>
-                        </w:rPr>
-                        <w:t>Polish</w:t>
-                      </w:r>
-                      <w:r>
-                        <w:rPr>
-                          <w:rFonts w:ascii="Zetta Serif Book" w:hAnsi="Zetta Serif Book"/>
-                          <w:color w:val="404040" w:themeColor="text1" w:themeTint="BF"/>
-                          <w:sz w:val="18"/>
-                          <w:szCs w:val="18"/>
-                        </w:rPr>
-                        <w:t>ing of</w:t>
-                      </w:r>
-                      <w:r>
-                        <w:rPr>
-                          <w:rFonts w:ascii="Zetta Serif Book" w:hAnsi="Zetta Serif Book"/>
-                          <w:color w:val="404040" w:themeColor="text1" w:themeTint="BF"/>
-                          <w:sz w:val="18"/>
-                          <w:szCs w:val="18"/>
-                        </w:rPr>
-                        <w:t xml:space="preserve"> Concrete</w:t>
-                      </w:r>
-                      <w:r>
-                        <w:rPr>
-                          <w:rFonts w:ascii="Zetta Serif Book" w:hAnsi="Zetta Serif Book"/>
-                          <w:color w:val="404040" w:themeColor="text1" w:themeTint="BF"/>
-                          <w:sz w:val="18"/>
-                          <w:szCs w:val="18"/>
-                        </w:rPr>
-                        <w:t xml:space="preserve">, </w:t>
-                      </w:r>
-                      <w:r>
-                        <w:rPr>
-                          <w:rFonts w:ascii="Zetta Serif Book" w:hAnsi="Zetta Serif Book"/>
-                          <w:color w:val="404040" w:themeColor="text1" w:themeTint="BF"/>
-                          <w:sz w:val="18"/>
-                          <w:szCs w:val="18"/>
-                        </w:rPr>
-                        <w:t xml:space="preserve">Cove </w:t>
-                      </w:r>
-                      <w:r>
-                        <w:rPr>
-                          <w:rFonts w:ascii="Zetta Serif Book" w:hAnsi="Zetta Serif Book"/>
-                          <w:color w:val="404040" w:themeColor="text1" w:themeTint="BF"/>
-                          <w:sz w:val="18"/>
-                          <w:szCs w:val="18"/>
-                        </w:rPr>
-                        <w:t xml:space="preserve">Base, Dye, Demo </w:t>
+                        <w:t/>
+                      </w:r>
+                      <w:r>
+                        <w:rPr>
+                          <w:rFonts w:ascii="Zetta Serif Book" w:hAnsi="Zetta Serif Book"/>
+                          <w:color w:val="404040" w:themeColor="text1" w:themeTint="BF"/>
+                          <w:sz w:val="18"/>
+                          <w:szCs w:val="18"/>
+                        </w:rPr>
+                        <w:t xml:space="preserve"/>
+                      </w:r>
+                      <w:r>
+                        <w:rPr>
+                          <w:rFonts w:ascii="Zetta Serif Book" w:hAnsi="Zetta Serif Book"/>
+                          <w:color w:val="404040" w:themeColor="text1" w:themeTint="BF"/>
+                          <w:sz w:val="18"/>
+                          <w:szCs w:val="18"/>
+                        </w:rPr>
+                        <w:t/>
+                      </w:r>
+                      <w:r>
+                        <w:rPr>
+                          <w:rFonts w:ascii="Zetta Serif Book" w:hAnsi="Zetta Serif Book"/>
+                          <w:color w:val="404040" w:themeColor="text1" w:themeTint="BF"/>
+                          <w:sz w:val="18"/>
+                          <w:szCs w:val="18"/>
+                        </w:rPr>
+                        <w:t/>
+                      </w:r>
+                      <w:r>
+                        <w:rPr>
+                          <w:rFonts w:ascii="Zetta Serif Book" w:hAnsi="Zetta Serif Book"/>
+                          <w:color w:val="404040" w:themeColor="text1" w:themeTint="BF"/>
+                          <w:sz w:val="18"/>
+                          <w:szCs w:val="18"/>
+                        </w:rPr>
+                        <w:t xml:space="preserve"/>
+                      </w:r>
+                      <w:r>
+                        <w:rPr>
+                          <w:rFonts w:ascii="Zetta Serif Book" w:hAnsi="Zetta Serif Book"/>
+                          <w:color w:val="404040" w:themeColor="text1" w:themeTint="BF"/>
+                          <w:sz w:val="18"/>
+                          <w:szCs w:val="18"/>
+                        </w:rPr>
+                        <w:t xml:space="preserve"/>
+                      </w:r>
+                      <w:r>
+                        <w:rPr>
+                          <w:rFonts w:ascii="Zetta Serif Book" w:hAnsi="Zetta Serif Book"/>
+                          <w:color w:val="404040" w:themeColor="text1" w:themeTint="BF"/>
+                          <w:sz w:val="18"/>
+                          <w:szCs w:val="18"/>
+                        </w:rPr>
+                        <w:t xml:space="preserve"/>
+                      </w:r>
+                      <w:r>
+                        <w:rPr>
+                          <w:rFonts w:ascii="Zetta Serif Book" w:hAnsi="Zetta Serif Book"/>
+                          <w:color w:val="404040" w:themeColor="text1" w:themeTint="BF"/>
+                          <w:sz w:val="18"/>
+                          <w:szCs w:val="18"/>
+                        </w:rPr>
+                        <w:t xml:space="preserve"/>
                       </w:r>
                       <w:r>
                         <w:rPr>
@@ -4172,7 +3462,7 @@
                           <w:sz w:val="17"/>
                           <w:szCs w:val="17"/>
                         </w:rPr>
-                        <w:t>of Existing Floor/Glue/Etc.</w:t>
+                        <w:t/>
                       </w:r>
                       <w:r>
                         <w:rPr>
@@ -4181,7 +3471,7 @@
                           <w:sz w:val="17"/>
                           <w:szCs w:val="17"/>
                         </w:rPr>
-                        <w:t xml:space="preserve"> </w:t>
+                        <w:t xml:space="preserve"/>
                       </w:r>
                       <w:r>
                         <w:rPr>
@@ -4192,7 +3482,7 @@
                           <w:sz w:val="17"/>
                           <w:szCs w:val="17"/>
                         </w:rPr>
-                        <w:t>(</w:t>
+                        <w:t/>
                       </w:r>
                       <w:r>
                         <w:rPr>
@@ -4204,7 +3494,7 @@
                           <w:szCs w:val="16"/>
                           <w:highlight w:val="green"/>
                         </w:rPr>
-                        <w:t>new slab</w:t>
+                        <w:t/>
                       </w:r>
                       <w:r>
                         <w:rPr>
@@ -4215,16 +3505,16 @@
                           <w:sz w:val="17"/>
                           <w:szCs w:val="17"/>
                         </w:rPr>
-                        <w:t>)</w:t>
-                      </w:r>
-                      <w:r>
-                        <w:rPr>
-                          <w:rFonts w:ascii="Zetta Serif Book" w:hAnsi="Zetta Serif Book"/>
-                          <w:color w:val="404040" w:themeColor="text1" w:themeTint="BF"/>
-                          <w:sz w:val="18"/>
-                          <w:szCs w:val="18"/>
-                        </w:rPr>
-                        <w:t xml:space="preserve">, </w:t>
+                        <w:t/>
+                      </w:r>
+                      <w:r>
+                        <w:rPr>
+                          <w:rFonts w:ascii="Zetta Serif Book" w:hAnsi="Zetta Serif Book"/>
+                          <w:color w:val="404040" w:themeColor="text1" w:themeTint="BF"/>
+                          <w:sz w:val="18"/>
+                          <w:szCs w:val="18"/>
+                        </w:rPr>
+                        <w:t xml:space="preserve"/>
                       </w:r>
                       <w:r>
                         <w:rPr>
@@ -4234,16 +3524,16 @@
                           <w:szCs w:val="18"/>
                           <w:highlight w:val="green"/>
                         </w:rPr>
-                        <w:t>Excessive Patching</w:t>
-                      </w:r>
-                      <w:r>
-                        <w:rPr>
-                          <w:rFonts w:ascii="Zetta Serif Book" w:hAnsi="Zetta Serif Book"/>
-                          <w:color w:val="404040" w:themeColor="text1" w:themeTint="BF"/>
-                          <w:sz w:val="18"/>
-                          <w:szCs w:val="18"/>
-                        </w:rPr>
-                        <w:t xml:space="preserve"> </w:t>
+                        <w:t/>
+                      </w:r>
+                      <w:r>
+                        <w:rPr>
+                          <w:rFonts w:ascii="Zetta Serif Book" w:hAnsi="Zetta Serif Book"/>
+                          <w:color w:val="404040" w:themeColor="text1" w:themeTint="BF"/>
+                          <w:sz w:val="18"/>
+                          <w:szCs w:val="18"/>
+                        </w:rPr>
+                        <w:t xml:space="preserve"/>
                       </w:r>
                       <w:r>
                         <w:rPr>
@@ -4253,25 +3543,25 @@
                           <w:szCs w:val="18"/>
                           <w:highlight w:val="cyan"/>
                         </w:rPr>
-                        <w:t>/ Grinding</w:t>
-                      </w:r>
-                      <w:r>
-                        <w:rPr>
-                          <w:rFonts w:ascii="Zetta Serif Book" w:hAnsi="Zetta Serif Book"/>
-                          <w:color w:val="404040" w:themeColor="text1" w:themeTint="BF"/>
-                          <w:sz w:val="18"/>
-                          <w:szCs w:val="18"/>
-                        </w:rPr>
-                        <w:t xml:space="preserve"> </w:t>
-                      </w:r>
-                      <w:r>
-                        <w:rPr>
-                          <w:rFonts w:ascii="Zetta Serif Book" w:hAnsi="Zetta Serif Book"/>
-                          <w:color w:val="404040" w:themeColor="text1" w:themeTint="BF"/>
-                          <w:sz w:val="18"/>
-                          <w:szCs w:val="18"/>
-                        </w:rPr>
-                        <w:t>(</w:t>
+                        <w:t/>
+                      </w:r>
+                      <w:r>
+                        <w:rPr>
+                          <w:rFonts w:ascii="Zetta Serif Book" w:hAnsi="Zetta Serif Book"/>
+                          <w:color w:val="404040" w:themeColor="text1" w:themeTint="BF"/>
+                          <w:sz w:val="18"/>
+                          <w:szCs w:val="18"/>
+                        </w:rPr>
+                        <w:t xml:space="preserve"/>
+                      </w:r>
+                      <w:r>
+                        <w:rPr>
+                          <w:rFonts w:ascii="Zetta Serif Book" w:hAnsi="Zetta Serif Book"/>
+                          <w:color w:val="404040" w:themeColor="text1" w:themeTint="BF"/>
+                          <w:sz w:val="18"/>
+                          <w:szCs w:val="18"/>
+                        </w:rPr>
+                        <w:t/>
                       </w:r>
                       <w:r>
                         <w:rPr>
@@ -4280,7 +3570,7 @@
                           <w:sz w:val="16"/>
                           <w:szCs w:val="16"/>
                         </w:rPr>
-                        <w:t>no more than 1 bag per 1,000 sf, s</w:t>
+                        <w:t/>
                       </w:r>
                       <w:r>
                         <w:rPr>
@@ -4289,43 +3579,43 @@
                           <w:sz w:val="16"/>
                           <w:szCs w:val="16"/>
                         </w:rPr>
-                        <w:t>ee exclusion detail below*</w:t>
-                      </w:r>
-                      <w:r>
-                        <w:rPr>
-                          <w:rFonts w:ascii="Zetta Serif Book" w:hAnsi="Zetta Serif Book"/>
-                          <w:color w:val="404040" w:themeColor="text1" w:themeTint="BF"/>
-                          <w:sz w:val="18"/>
-                          <w:szCs w:val="18"/>
-                        </w:rPr>
-                        <w:t>)</w:t>
-                      </w:r>
-                      <w:r>
-                        <w:rPr>
-                          <w:rFonts w:ascii="Zetta Serif Book" w:hAnsi="Zetta Serif Book"/>
-                          <w:color w:val="404040" w:themeColor="text1" w:themeTint="BF"/>
-                          <w:sz w:val="18"/>
-                          <w:szCs w:val="18"/>
-                        </w:rPr>
-                        <w:t>, Mock-Up</w:t>
-                      </w:r>
-                      <w:r>
-                        <w:rPr>
-                          <w:rFonts w:ascii="Zetta Serif Book" w:hAnsi="Zetta Serif Book"/>
-                          <w:color w:val="404040" w:themeColor="text1" w:themeTint="BF"/>
-                          <w:sz w:val="18"/>
-                          <w:szCs w:val="18"/>
-                        </w:rPr>
-                        <w:t>,</w:t>
-                      </w:r>
-                      <w:r>
-                        <w:rPr>
-                          <w:rFonts w:ascii="Zetta Serif Book" w:hAnsi="Zetta Serif Book"/>
-                          <w:color w:val="404040" w:themeColor="text1" w:themeTint="BF"/>
-                          <w:sz w:val="18"/>
-                          <w:szCs w:val="18"/>
-                        </w:rPr>
-                        <w:t xml:space="preserve"> </w:t>
+                        <w:t/>
+                      </w:r>
+                      <w:r>
+                        <w:rPr>
+                          <w:rFonts w:ascii="Zetta Serif Book" w:hAnsi="Zetta Serif Book"/>
+                          <w:color w:val="404040" w:themeColor="text1" w:themeTint="BF"/>
+                          <w:sz w:val="18"/>
+                          <w:szCs w:val="18"/>
+                        </w:rPr>
+                        <w:t/>
+                      </w:r>
+                      <w:r>
+                        <w:rPr>
+                          <w:rFonts w:ascii="Zetta Serif Book" w:hAnsi="Zetta Serif Book"/>
+                          <w:color w:val="404040" w:themeColor="text1" w:themeTint="BF"/>
+                          <w:sz w:val="18"/>
+                          <w:szCs w:val="18"/>
+                        </w:rPr>
+                        <w:t/>
+                      </w:r>
+                      <w:r>
+                        <w:rPr>
+                          <w:rFonts w:ascii="Zetta Serif Book" w:hAnsi="Zetta Serif Book"/>
+                          <w:color w:val="404040" w:themeColor="text1" w:themeTint="BF"/>
+                          <w:sz w:val="18"/>
+                          <w:szCs w:val="18"/>
+                        </w:rPr>
+                        <w:t/>
+                      </w:r>
+                      <w:r>
+                        <w:rPr>
+                          <w:rFonts w:ascii="Zetta Serif Book" w:hAnsi="Zetta Serif Book"/>
+                          <w:color w:val="404040" w:themeColor="text1" w:themeTint="BF"/>
+                          <w:sz w:val="18"/>
+                          <w:szCs w:val="18"/>
+                        </w:rPr>
+                        <w:t xml:space="preserve"/>
                       </w:r>
                       <w:r>
                         <w:rPr>
@@ -4335,16 +3625,16 @@
                           <w:szCs w:val="18"/>
                           <w:highlight w:val="yellow"/>
                         </w:rPr>
-                        <w:t>Nights &amp; Weekends</w:t>
-                      </w:r>
-                      <w:r>
-                        <w:rPr>
-                          <w:rFonts w:ascii="Zetta Serif Book" w:hAnsi="Zetta Serif Book"/>
-                          <w:color w:val="404040" w:themeColor="text1" w:themeTint="BF"/>
-                          <w:sz w:val="18"/>
-                          <w:szCs w:val="18"/>
-                        </w:rPr>
-                        <w:t xml:space="preserve">, </w:t>
+                        <w:t/>
+                      </w:r>
+                      <w:r>
+                        <w:rPr>
+                          <w:rFonts w:ascii="Zetta Serif Book" w:hAnsi="Zetta Serif Book"/>
+                          <w:color w:val="404040" w:themeColor="text1" w:themeTint="BF"/>
+                          <w:sz w:val="18"/>
+                          <w:szCs w:val="18"/>
+                        </w:rPr>
+                        <w:t xml:space="preserve"/>
                       </w:r>
                       <w:r>
                         <w:rPr>
@@ -4354,7 +3644,7 @@
                           <w:szCs w:val="18"/>
                           <w:highlight w:val="yellow"/>
                         </w:rPr>
-                        <w:t>Removal of Existing Joint Filler (</w:t>
+                        <w:t/>
                       </w:r>
                       <w:r>
                         <w:rPr>
@@ -4364,16 +3654,16 @@
                           <w:szCs w:val="16"/>
                           <w:highlight w:val="yellow"/>
                         </w:rPr>
-                        <w:t>if any</w:t>
-                      </w:r>
-                      <w:r>
-                        <w:rPr>
-                          <w:rFonts w:ascii="Zetta Serif Book" w:hAnsi="Zetta Serif Book"/>
-                          <w:color w:val="404040" w:themeColor="text1" w:themeTint="BF"/>
-                          <w:sz w:val="18"/>
-                          <w:szCs w:val="18"/>
-                        </w:rPr>
-                        <w:t>)</w:t>
+                        <w:t/>
+                      </w:r>
+                      <w:r>
+                        <w:rPr>
+                          <w:rFonts w:ascii="Zetta Serif Book" w:hAnsi="Zetta Serif Book"/>
+                          <w:color w:val="404040" w:themeColor="text1" w:themeTint="BF"/>
+                          <w:sz w:val="18"/>
+                          <w:szCs w:val="18"/>
+                        </w:rPr>
+                        <w:t/>
                       </w:r>
                     </w:p>
                     <w:p>
